--- a/data/outputs/v2/Essential_Mathematics/SS2.1_Similarity_and_Enlargement/Essential_Mathematics_Similarity_and_Enlargement_SummaryTable.docx
+++ b/data/outputs/v2/Essential_Mathematics/SS2.1_Similarity_and_Enlargement/Essential_Mathematics_Similarity_and_Enlargement_SummaryTable.docx
@@ -38,6 +38,177 @@
           <w:szCs w:val="22"/>
         </w:rPr>
         <w:t xml:space="preserve">Sub-Strand 2.1: Similarity and Enlargement — Teacher Reference (Pre-filled)</w:t>
+      </w:r>
+    </w:p>
+    <w:p>
+      <w:pPr>
+        <w:spacing w:after="80" w:before="120"/>
+      </w:pPr>
+      <w:r>
+        <w:rPr>
+          <w:rFonts w:ascii="Arial" w:cs="Arial" w:eastAsia="Arial" w:hAnsi="Arial"/>
+          <w:b/>
+          <w:bCs/>
+          <w:color w:val="1F3864"/>
+          <w:sz w:val="20"/>
+          <w:szCs w:val="20"/>
+        </w:rPr>
+        <w:t xml:space="preserve">ATTRIBUTION AND LICENSING</w:t>
+      </w:r>
+    </w:p>
+    <w:p>
+      <w:pPr>
+        <w:spacing w:after="60" w:before="0"/>
+      </w:pPr>
+      <w:r>
+        <w:rPr>
+          <w:rFonts w:ascii="Arial" w:cs="Arial" w:eastAsia="Arial" w:hAnsi="Arial"/>
+          <w:b/>
+          <w:bCs/>
+          <w:sz w:val="17"/>
+          <w:szCs w:val="17"/>
+        </w:rPr>
+        <w:t xml:space="preserve">Curriculum Alignment: </w:t>
+      </w:r>
+      <w:r>
+        <w:rPr>
+          <w:rFonts w:ascii="Arial" w:cs="Arial" w:eastAsia="Arial" w:hAnsi="Arial"/>
+          <w:sz w:val="17"/>
+          <w:szCs w:val="17"/>
+        </w:rPr>
+        <w:t xml:space="preserve">Structured in pedagogical alignment with the competence-based curriculum format and learning outcomes established by the Kenya Institute of Curriculum Development (KICD). This material is independently developed and is not officially endorsed or published by KICD.</w:t>
+      </w:r>
+    </w:p>
+    <w:p>
+      <w:pPr>
+        <w:spacing w:after="60" w:before="0"/>
+      </w:pPr>
+      <w:r>
+        <w:rPr>
+          <w:rFonts w:ascii="Arial" w:cs="Arial" w:eastAsia="Arial" w:hAnsi="Arial"/>
+          <w:b/>
+          <w:bCs/>
+          <w:sz w:val="17"/>
+          <w:szCs w:val="17"/>
+        </w:rPr>
+        <w:t xml:space="preserve">Content &amp; Pedagogy: </w:t>
+      </w:r>
+      <w:r>
+        <w:rPr>
+          <w:rFonts w:ascii="Arial" w:cs="Arial" w:eastAsia="Arial" w:hAnsi="Arial"/>
+          <w:sz w:val="17"/>
+          <w:szCs w:val="17"/>
+        </w:rPr>
+        <w:t xml:space="preserve">Developed and adapted by the educator team at SeaVuria (registered 501(c)(3) in the United States and registered NGO in Kenya, No. 872-850A-BF11), who designed the pedagogical framework, lesson templates and exemplar lessons on which this material is based.</w:t>
+      </w:r>
+    </w:p>
+    <w:p>
+      <w:pPr>
+        <w:spacing w:after="60" w:before="0"/>
+      </w:pPr>
+      <w:r>
+        <w:rPr>
+          <w:rFonts w:ascii="Arial" w:cs="Arial" w:eastAsia="Arial" w:hAnsi="Arial"/>
+          <w:b/>
+          <w:bCs/>
+          <w:sz w:val="17"/>
+          <w:szCs w:val="17"/>
+        </w:rPr>
+        <w:t xml:space="preserve">Production &amp; Layout: </w:t>
+      </w:r>
+      <w:r>
+        <w:rPr>
+          <w:rFonts w:ascii="Arial" w:cs="Arial" w:eastAsia="Arial" w:hAnsi="Arial"/>
+          <w:sz w:val="17"/>
+          <w:szCs w:val="17"/>
+        </w:rPr>
+        <w:t xml:space="preserve">Educational design and curriculum sequencing by SeaVuria. Technical layout, structural formatting, and digital optimization/implementation executed in partnership with ARES Education (registered 501(c)(3) in the United States and Canada (as Afretech Aid) and registered NGO in Kenya), with lesson drafting and compilation assisted by AI (Claude, Anthropic).</w:t>
+      </w:r>
+    </w:p>
+    <w:p>
+      <w:pPr>
+        <w:pBdr>
+          <w:bottom w:val="single" w:color="1F3864" w:sz="6" w:space="6"/>
+        </w:pBdr>
+        <w:spacing w:after="60" w:before="0"/>
+      </w:pPr>
+      <w:r>
+        <w:rPr>
+          <w:rFonts w:ascii="Arial" w:cs="Arial" w:eastAsia="Arial" w:hAnsi="Arial"/>
+          <w:b/>
+          <w:bCs/>
+          <w:sz w:val="17"/>
+          <w:szCs w:val="17"/>
+        </w:rPr>
+        <w:t xml:space="preserve">Licensing &amp; Copyright: </w:t>
+      </w:r>
+      <w:r>
+        <w:rPr>
+          <w:rFonts w:ascii="Arial" w:cs="Arial" w:eastAsia="Arial" w:hAnsi="Arial"/>
+          <w:sz w:val="17"/>
+          <w:szCs w:val="17"/>
+        </w:rPr>
+        <w:t xml:space="preserve">© 2026 SeaVuria and ARES. This work is licensed under a </w:t>
+      </w:r>
+      <w:hyperlink w:history="1" r:id="rIdknjylurcdw8ejmbfxsguf">
+        <w:r>
+          <w:rPr>
+            <w:rFonts w:ascii="Arial" w:cs="Arial" w:eastAsia="Arial" w:hAnsi="Arial"/>
+            <w:color w:val="1F6B75"/>
+            <w:sz w:val="17"/>
+            <w:szCs w:val="17"/>
+            <w:u w:val="single" w:color="1F6B75"/>
+          </w:rPr>
+          <w:t xml:space="preserve">Creative Commons Attribution-NonCommercial 4.0 International License</w:t>
+        </w:r>
+      </w:hyperlink>
+      <w:r>
+        <w:rPr>
+          <w:rFonts w:ascii="Arial" w:cs="Arial" w:eastAsia="Arial" w:hAnsi="Arial"/>
+          <w:sz w:val="17"/>
+          <w:szCs w:val="17"/>
+        </w:rPr>
+        <w:t xml:space="preserve"> (</w:t>
+      </w:r>
+      <w:hyperlink w:history="1" r:id="rIdk-isai5znpkvgfkus58xw">
+        <w:r>
+          <w:rPr>
+            <w:rFonts w:ascii="Arial" w:cs="Arial" w:eastAsia="Arial" w:hAnsi="Arial"/>
+            <w:color w:val="1F6B75"/>
+            <w:sz w:val="17"/>
+            <w:szCs w:val="17"/>
+            <w:u w:val="single" w:color="1F6B75"/>
+          </w:rPr>
+          <w:t xml:space="preserve">CC BY-NC 4.0</w:t>
+        </w:r>
+      </w:hyperlink>
+      <w:r>
+        <w:rPr>
+          <w:rFonts w:ascii="Arial" w:cs="Arial" w:eastAsia="Arial" w:hAnsi="Arial"/>
+          <w:sz w:val="17"/>
+          <w:szCs w:val="17"/>
+        </w:rPr>
+        <w:t xml:space="preserve">). To view a copy of this license, visit </w:t>
+      </w:r>
+      <w:hyperlink w:history="1" r:id="rIdi4z7m4ojhcqg_cvyd6kvc">
+        <w:r>
+          <w:rPr>
+            <w:rFonts w:ascii="Arial" w:cs="Arial" w:eastAsia="Arial" w:hAnsi="Arial"/>
+            <w:color w:val="1F6B75"/>
+            <w:sz w:val="17"/>
+            <w:szCs w:val="17"/>
+            <w:u w:val="single" w:color="1F6B75"/>
+          </w:rPr>
+          <w:t xml:space="preserve">https://creativecommons.org/licenses/by-nc/4.0/</w:t>
+        </w:r>
+      </w:hyperlink>
+      <w:r>
+        <w:rPr>
+          <w:rFonts w:ascii="Arial" w:cs="Arial" w:eastAsia="Arial" w:hAnsi="Arial"/>
+          <w:sz w:val="17"/>
+          <w:szCs w:val="17"/>
+        </w:rPr>
+        <w:t xml:space="preserve">. You are free to copy, redistribute, and adapt this material in any medium or format, provided appropriate credit is given and the material is not used for commercial purposes. KICD learning outcomes and curriculum designations reproduced here for alignment purposes remain the property of KICD and are not covered by this license. Linked external resources (e.g. CK-12, Khan Academy, PhET) are subject to their own licenses.</w:t>
       </w:r>
     </w:p>
     <w:p>

--- a/data/outputs/v2/Essential_Mathematics/SS2.1_Similarity_and_Enlargement/Essential_Mathematics_Similarity_and_Enlargement_SummaryTable.docx
+++ b/data/outputs/v2/Essential_Mathematics/SS2.1_Similarity_and_Enlargement/Essential_Mathematics_Similarity_and_Enlargement_SummaryTable.docx
@@ -38,177 +38,6 @@
           <w:szCs w:val="22"/>
         </w:rPr>
         <w:t xml:space="preserve">Sub-Strand 2.1: Similarity and Enlargement — Teacher Reference (Pre-filled)</w:t>
-      </w:r>
-    </w:p>
-    <w:p>
-      <w:pPr>
-        <w:spacing w:after="80" w:before="120"/>
-      </w:pPr>
-      <w:r>
-        <w:rPr>
-          <w:rFonts w:ascii="Arial" w:cs="Arial" w:eastAsia="Arial" w:hAnsi="Arial"/>
-          <w:b/>
-          <w:bCs/>
-          <w:color w:val="1F3864"/>
-          <w:sz w:val="20"/>
-          <w:szCs w:val="20"/>
-        </w:rPr>
-        <w:t xml:space="preserve">ATTRIBUTION AND LICENSING</w:t>
-      </w:r>
-    </w:p>
-    <w:p>
-      <w:pPr>
-        <w:spacing w:after="60" w:before="0"/>
-      </w:pPr>
-      <w:r>
-        <w:rPr>
-          <w:rFonts w:ascii="Arial" w:cs="Arial" w:eastAsia="Arial" w:hAnsi="Arial"/>
-          <w:b/>
-          <w:bCs/>
-          <w:sz w:val="17"/>
-          <w:szCs w:val="17"/>
-        </w:rPr>
-        <w:t xml:space="preserve">Curriculum Alignment: </w:t>
-      </w:r>
-      <w:r>
-        <w:rPr>
-          <w:rFonts w:ascii="Arial" w:cs="Arial" w:eastAsia="Arial" w:hAnsi="Arial"/>
-          <w:sz w:val="17"/>
-          <w:szCs w:val="17"/>
-        </w:rPr>
-        <w:t xml:space="preserve">Structured in pedagogical alignment with the competence-based curriculum format and learning outcomes established by the Kenya Institute of Curriculum Development (KICD). This material is independently developed and is not officially endorsed or published by KICD.</w:t>
-      </w:r>
-    </w:p>
-    <w:p>
-      <w:pPr>
-        <w:spacing w:after="60" w:before="0"/>
-      </w:pPr>
-      <w:r>
-        <w:rPr>
-          <w:rFonts w:ascii="Arial" w:cs="Arial" w:eastAsia="Arial" w:hAnsi="Arial"/>
-          <w:b/>
-          <w:bCs/>
-          <w:sz w:val="17"/>
-          <w:szCs w:val="17"/>
-        </w:rPr>
-        <w:t xml:space="preserve">Content &amp; Pedagogy: </w:t>
-      </w:r>
-      <w:r>
-        <w:rPr>
-          <w:rFonts w:ascii="Arial" w:cs="Arial" w:eastAsia="Arial" w:hAnsi="Arial"/>
-          <w:sz w:val="17"/>
-          <w:szCs w:val="17"/>
-        </w:rPr>
-        <w:t xml:space="preserve">Developed and adapted by the educator team at SeaVuria (registered 501(c)(3) in the United States and registered NGO in Kenya, No. 872-850A-BF11), who designed the pedagogical framework, lesson templates and exemplar lessons on which this material is based.</w:t>
-      </w:r>
-    </w:p>
-    <w:p>
-      <w:pPr>
-        <w:spacing w:after="60" w:before="0"/>
-      </w:pPr>
-      <w:r>
-        <w:rPr>
-          <w:rFonts w:ascii="Arial" w:cs="Arial" w:eastAsia="Arial" w:hAnsi="Arial"/>
-          <w:b/>
-          <w:bCs/>
-          <w:sz w:val="17"/>
-          <w:szCs w:val="17"/>
-        </w:rPr>
-        <w:t xml:space="preserve">Production &amp; Layout: </w:t>
-      </w:r>
-      <w:r>
-        <w:rPr>
-          <w:rFonts w:ascii="Arial" w:cs="Arial" w:eastAsia="Arial" w:hAnsi="Arial"/>
-          <w:sz w:val="17"/>
-          <w:szCs w:val="17"/>
-        </w:rPr>
-        <w:t xml:space="preserve">Educational design and curriculum sequencing by SeaVuria. Technical layout, structural formatting, and digital optimization/implementation executed in partnership with ARES Education (registered 501(c)(3) in the United States and Canada (as Afretech Aid) and registered NGO in Kenya), with lesson drafting and compilation assisted by AI (Claude, Anthropic).</w:t>
-      </w:r>
-    </w:p>
-    <w:p>
-      <w:pPr>
-        <w:pBdr>
-          <w:bottom w:val="single" w:color="1F3864" w:sz="6" w:space="6"/>
-        </w:pBdr>
-        <w:spacing w:after="60" w:before="0"/>
-      </w:pPr>
-      <w:r>
-        <w:rPr>
-          <w:rFonts w:ascii="Arial" w:cs="Arial" w:eastAsia="Arial" w:hAnsi="Arial"/>
-          <w:b/>
-          <w:bCs/>
-          <w:sz w:val="17"/>
-          <w:szCs w:val="17"/>
-        </w:rPr>
-        <w:t xml:space="preserve">Licensing &amp; Copyright: </w:t>
-      </w:r>
-      <w:r>
-        <w:rPr>
-          <w:rFonts w:ascii="Arial" w:cs="Arial" w:eastAsia="Arial" w:hAnsi="Arial"/>
-          <w:sz w:val="17"/>
-          <w:szCs w:val="17"/>
-        </w:rPr>
-        <w:t xml:space="preserve">© 2026 SeaVuria and ARES. This work is licensed under a </w:t>
-      </w:r>
-      <w:hyperlink w:history="1" r:id="rIdknjylurcdw8ejmbfxsguf">
-        <w:r>
-          <w:rPr>
-            <w:rFonts w:ascii="Arial" w:cs="Arial" w:eastAsia="Arial" w:hAnsi="Arial"/>
-            <w:color w:val="1F6B75"/>
-            <w:sz w:val="17"/>
-            <w:szCs w:val="17"/>
-            <w:u w:val="single" w:color="1F6B75"/>
-          </w:rPr>
-          <w:t xml:space="preserve">Creative Commons Attribution-NonCommercial 4.0 International License</w:t>
-        </w:r>
-      </w:hyperlink>
-      <w:r>
-        <w:rPr>
-          <w:rFonts w:ascii="Arial" w:cs="Arial" w:eastAsia="Arial" w:hAnsi="Arial"/>
-          <w:sz w:val="17"/>
-          <w:szCs w:val="17"/>
-        </w:rPr>
-        <w:t xml:space="preserve"> (</w:t>
-      </w:r>
-      <w:hyperlink w:history="1" r:id="rIdk-isai5znpkvgfkus58xw">
-        <w:r>
-          <w:rPr>
-            <w:rFonts w:ascii="Arial" w:cs="Arial" w:eastAsia="Arial" w:hAnsi="Arial"/>
-            <w:color w:val="1F6B75"/>
-            <w:sz w:val="17"/>
-            <w:szCs w:val="17"/>
-            <w:u w:val="single" w:color="1F6B75"/>
-          </w:rPr>
-          <w:t xml:space="preserve">CC BY-NC 4.0</w:t>
-        </w:r>
-      </w:hyperlink>
-      <w:r>
-        <w:rPr>
-          <w:rFonts w:ascii="Arial" w:cs="Arial" w:eastAsia="Arial" w:hAnsi="Arial"/>
-          <w:sz w:val="17"/>
-          <w:szCs w:val="17"/>
-        </w:rPr>
-        <w:t xml:space="preserve">). To view a copy of this license, visit </w:t>
-      </w:r>
-      <w:hyperlink w:history="1" r:id="rIdi4z7m4ojhcqg_cvyd6kvc">
-        <w:r>
-          <w:rPr>
-            <w:rFonts w:ascii="Arial" w:cs="Arial" w:eastAsia="Arial" w:hAnsi="Arial"/>
-            <w:color w:val="1F6B75"/>
-            <w:sz w:val="17"/>
-            <w:szCs w:val="17"/>
-            <w:u w:val="single" w:color="1F6B75"/>
-          </w:rPr>
-          <w:t xml:space="preserve">https://creativecommons.org/licenses/by-nc/4.0/</w:t>
-        </w:r>
-      </w:hyperlink>
-      <w:r>
-        <w:rPr>
-          <w:rFonts w:ascii="Arial" w:cs="Arial" w:eastAsia="Arial" w:hAnsi="Arial"/>
-          <w:sz w:val="17"/>
-          <w:szCs w:val="17"/>
-        </w:rPr>
-        <w:t xml:space="preserve">. You are free to copy, redistribute, and adapt this material in any medium or format, provided appropriate credit is given and the material is not used for commercial purposes. KICD learning outcomes and curriculum designations reproduced here for alignment purposes remain the property of KICD and are not covered by this license. Linked external resources (e.g. CK-12, Khan Academy, PhET) are subject to their own licenses.</w:t>
       </w:r>
     </w:p>
     <w:p>
@@ -1848,6 +1677,185 @@
         </w:tc>
       </w:tr>
     </w:tbl>
+    <w:p>
+      <w:pPr>
+        <w:spacing w:after="120"/>
+      </w:pPr>
+      <w:r>
+        <w:t xml:space="preserve"/>
+      </w:r>
+    </w:p>
+    <w:p>
+      <w:pPr>
+        <w:spacing w:after="80" w:before="120"/>
+      </w:pPr>
+      <w:r>
+        <w:rPr>
+          <w:rFonts w:ascii="Arial" w:cs="Arial" w:eastAsia="Arial" w:hAnsi="Arial"/>
+          <w:b/>
+          <w:bCs/>
+          <w:color w:val="1F3864"/>
+          <w:sz w:val="20"/>
+          <w:szCs w:val="20"/>
+        </w:rPr>
+        <w:t xml:space="preserve">ATTRIBUTION AND LICENSING</w:t>
+      </w:r>
+    </w:p>
+    <w:p>
+      <w:pPr>
+        <w:spacing w:after="60" w:before="0"/>
+      </w:pPr>
+      <w:r>
+        <w:rPr>
+          <w:rFonts w:ascii="Arial" w:cs="Arial" w:eastAsia="Arial" w:hAnsi="Arial"/>
+          <w:b/>
+          <w:bCs/>
+          <w:sz w:val="17"/>
+          <w:szCs w:val="17"/>
+        </w:rPr>
+        <w:t xml:space="preserve">Curriculum Alignment: </w:t>
+      </w:r>
+      <w:r>
+        <w:rPr>
+          <w:rFonts w:ascii="Arial" w:cs="Arial" w:eastAsia="Arial" w:hAnsi="Arial"/>
+          <w:sz w:val="17"/>
+          <w:szCs w:val="17"/>
+        </w:rPr>
+        <w:t xml:space="preserve">Structured in pedagogical alignment with the competence-based curriculum format and learning outcomes established by the Kenya Institute of Curriculum Development (KICD). This material is independently developed and is not officially endorsed or published by KICD.</w:t>
+      </w:r>
+    </w:p>
+    <w:p>
+      <w:pPr>
+        <w:spacing w:after="60" w:before="0"/>
+      </w:pPr>
+      <w:r>
+        <w:rPr>
+          <w:rFonts w:ascii="Arial" w:cs="Arial" w:eastAsia="Arial" w:hAnsi="Arial"/>
+          <w:b/>
+          <w:bCs/>
+          <w:sz w:val="17"/>
+          <w:szCs w:val="17"/>
+        </w:rPr>
+        <w:t xml:space="preserve">Content &amp; Pedagogy: </w:t>
+      </w:r>
+      <w:r>
+        <w:rPr>
+          <w:rFonts w:ascii="Arial" w:cs="Arial" w:eastAsia="Arial" w:hAnsi="Arial"/>
+          <w:sz w:val="17"/>
+          <w:szCs w:val="17"/>
+        </w:rPr>
+        <w:t xml:space="preserve">Developed and adapted by the educator team at SeaVuria (registered 501(c)(3) in the United States and registered NGO in Kenya, No. 872-850A-BF11), who designed the pedagogical framework, lesson templates and exemplar lessons on which this material is based.</w:t>
+      </w:r>
+    </w:p>
+    <w:p>
+      <w:pPr>
+        <w:spacing w:after="60" w:before="0"/>
+      </w:pPr>
+      <w:r>
+        <w:rPr>
+          <w:rFonts w:ascii="Arial" w:cs="Arial" w:eastAsia="Arial" w:hAnsi="Arial"/>
+          <w:b/>
+          <w:bCs/>
+          <w:sz w:val="17"/>
+          <w:szCs w:val="17"/>
+        </w:rPr>
+        <w:t xml:space="preserve">Production &amp; Layout: </w:t>
+      </w:r>
+      <w:r>
+        <w:rPr>
+          <w:rFonts w:ascii="Arial" w:cs="Arial" w:eastAsia="Arial" w:hAnsi="Arial"/>
+          <w:sz w:val="17"/>
+          <w:szCs w:val="17"/>
+        </w:rPr>
+        <w:t xml:space="preserve">Educational design and curriculum sequencing by SeaVuria. Technical layout, structural formatting, and digital optimization/implementation executed in partnership with ARES Education (registered 501(c)(3) in the United States and Canada (as Afretech Aid) and registered NGO in Kenya), with lesson drafting and compilation assisted by AI (Claude, Anthropic).</w:t>
+      </w:r>
+    </w:p>
+    <w:p>
+      <w:pPr>
+        <w:pBdr>
+          <w:bottom w:val="single" w:color="1F3864" w:sz="6" w:space="6"/>
+        </w:pBdr>
+        <w:spacing w:after="60" w:before="0"/>
+      </w:pPr>
+      <w:r>
+        <w:rPr>
+          <w:rFonts w:ascii="Arial" w:cs="Arial" w:eastAsia="Arial" w:hAnsi="Arial"/>
+          <w:b/>
+          <w:bCs/>
+          <w:sz w:val="17"/>
+          <w:szCs w:val="17"/>
+        </w:rPr>
+        <w:t xml:space="preserve">Licensing &amp; Copyright: </w:t>
+      </w:r>
+      <w:r>
+        <w:rPr>
+          <w:rFonts w:ascii="Arial" w:cs="Arial" w:eastAsia="Arial" w:hAnsi="Arial"/>
+          <w:sz w:val="17"/>
+          <w:szCs w:val="17"/>
+        </w:rPr>
+        <w:t xml:space="preserve">© 2026 SeaVuria and ARES. This work is licensed under a </w:t>
+      </w:r>
+      <w:hyperlink w:history="1" r:id="rIdayu9fafhnzm-013ckbcqr">
+        <w:r>
+          <w:rPr>
+            <w:rFonts w:ascii="Arial" w:cs="Arial" w:eastAsia="Arial" w:hAnsi="Arial"/>
+            <w:color w:val="1F6B75"/>
+            <w:sz w:val="17"/>
+            <w:szCs w:val="17"/>
+            <w:u w:val="single" w:color="1F6B75"/>
+          </w:rPr>
+          <w:t xml:space="preserve">Creative Commons Attribution-NonCommercial 4.0 International License</w:t>
+        </w:r>
+      </w:hyperlink>
+      <w:r>
+        <w:rPr>
+          <w:rFonts w:ascii="Arial" w:cs="Arial" w:eastAsia="Arial" w:hAnsi="Arial"/>
+          <w:sz w:val="17"/>
+          <w:szCs w:val="17"/>
+        </w:rPr>
+        <w:t xml:space="preserve"> (</w:t>
+      </w:r>
+      <w:hyperlink w:history="1" r:id="rIdegyz9ye--pyomtk76t65n">
+        <w:r>
+          <w:rPr>
+            <w:rFonts w:ascii="Arial" w:cs="Arial" w:eastAsia="Arial" w:hAnsi="Arial"/>
+            <w:color w:val="1F6B75"/>
+            <w:sz w:val="17"/>
+            <w:szCs w:val="17"/>
+            <w:u w:val="single" w:color="1F6B75"/>
+          </w:rPr>
+          <w:t xml:space="preserve">CC BY-NC 4.0</w:t>
+        </w:r>
+      </w:hyperlink>
+      <w:r>
+        <w:rPr>
+          <w:rFonts w:ascii="Arial" w:cs="Arial" w:eastAsia="Arial" w:hAnsi="Arial"/>
+          <w:sz w:val="17"/>
+          <w:szCs w:val="17"/>
+        </w:rPr>
+        <w:t xml:space="preserve">). To view a copy of this license, visit </w:t>
+      </w:r>
+      <w:hyperlink w:history="1" r:id="rIdphhlui29s5-p7t9ovgfut">
+        <w:r>
+          <w:rPr>
+            <w:rFonts w:ascii="Arial" w:cs="Arial" w:eastAsia="Arial" w:hAnsi="Arial"/>
+            <w:color w:val="1F6B75"/>
+            <w:sz w:val="17"/>
+            <w:szCs w:val="17"/>
+            <w:u w:val="single" w:color="1F6B75"/>
+          </w:rPr>
+          <w:t xml:space="preserve">https://creativecommons.org/licenses/by-nc/4.0/</w:t>
+        </w:r>
+      </w:hyperlink>
+      <w:r>
+        <w:rPr>
+          <w:rFonts w:ascii="Arial" w:cs="Arial" w:eastAsia="Arial" w:hAnsi="Arial"/>
+          <w:sz w:val="17"/>
+          <w:szCs w:val="17"/>
+        </w:rPr>
+        <w:t xml:space="preserve">. You are free to copy, redistribute, and adapt this material in any medium or format, provided appropriate credit is given and the material is not used for commercial purposes. KICD learning outcomes and curriculum designations reproduced here for alignment purposes remain the property of KICD and are not covered by this license. Linked external resources (e.g. CK-12, Khan Academy, PhET) are subject to their own licenses.</w:t>
+      </w:r>
+    </w:p>
     <w:sectPr>
       <w:pgSz w:w="15840" w:h="12240" w:orient="landscape"/>
       <w:pgMar w:top="1080" w:right="1080" w:bottom="1080" w:left="1080" w:header="708" w:footer="708" w:gutter="0"/>

--- a/data/outputs/v2/Essential_Mathematics/SS2.1_Similarity_and_Enlargement/Essential_Mathematics_Similarity_and_Enlargement_SummaryTable.docx
+++ b/data/outputs/v2/Essential_Mathematics/SS2.1_Similarity_and_Enlargement/Essential_Mathematics_Similarity_and_Enlargement_SummaryTable.docx
@@ -532,7 +532,7 @@
                 <w:sz w:val="18"/>
                 <w:szCs w:val="18"/>
               </w:rPr>
-              <w:t xml:space="preserve">What Makes Two Shapes 'the Same but Different'? — Introducing Similarity</w:t>
+              <w:t xml:space="preserve">Noticing Similarity — What Makes Two Shapes the "Same but Different"?</w:t>
             </w:r>
           </w:p>
         </w:tc>
@@ -564,7 +564,7 @@
                 <w:sz w:val="18"/>
                 <w:szCs w:val="18"/>
               </w:rPr>
-              <w:t xml:space="preserve">Students examined pairs of real objects (a small and large Uji cup, a passport photo and an enlarged print, a Kenyan shilling coin next to a scaled drawing) and measured corresponding sides and angles. They recorded that angles stayed equal while side lengths changed by a consistent ratio.</w:t>
+              <w:t xml:space="preserve">Three uji cups of different sizes (small, medium, large) share the same shape — every dimension of the medium cup is exactly twice that of the small cup (k = 2) and every dimension of the large cup is exactly three times that of the small cup (k = 3). When filled with water, the medium cup required 4 small cups (not 2) and the large cup required 9 small cups (not 3). In everyday objects measured by groups, similar pairs showed equal corresponding angles and a constant ratio of corresponding sides.</w:t>
             </w:r>
           </w:p>
         </w:tc>
@@ -596,7 +596,7 @@
                 <w:sz w:val="18"/>
                 <w:szCs w:val="18"/>
               </w:rPr>
-              <w:t xml:space="preserve">Two figures are similar if all corresponding angles are equal AND all corresponding sides are in the same ratio (the linear scale factor k). Congruent figures are a special case where k = 1. Teacher note: Stress that BOTH conditions must hold simultaneously — equal angles alone (as in a rectangle vs. a non-square rectangle) are not sufficient.</w:t>
+              <w:t xml:space="preserve">Two figures are similar if and only if their corresponding angles are equal AND their corresponding sides are in a constant ratio called the linear scale factor (k). Similarity is about shape, not size. The linear scale factor k can be found by dividing the length of any side of the larger figure by the corresponding side of the smaller figure. For the uji cups, k = 2 (medium:small) and k = 3 (large:small) — but the number of water fills was k² = 4 and k² = 9, not k itself. This k² pattern is the mystery that the rest of the unit will explain.</w:t>
             </w:r>
           </w:p>
         </w:tc>
@@ -628,7 +628,7 @@
                 <w:sz w:val="18"/>
                 <w:szCs w:val="18"/>
               </w:rPr>
-              <w:t xml:space="preserve">Students explained why the passport photo and its enlargement look identical in shape but differ in size: every length was multiplied by the same k, preserving all angles. They linked this to the driving question by noting that if k controls lengths, something more dramatic must happen to area and volume — setting up the inquiry for Lessons 4–5. Pedagogical note: Cold-call at least three students to state the definition of similarity in their own words before moving on.</w:t>
+              <w:t xml:space="preserve">The three uji cups are similar solids — they share the same shape, with all dimensions scaled by the same factor k. This is why they look proportional to the eye. However, the amount of water each holds (related to cross-sectional area and volume) does not scale by k but by a larger power of k. Today's lesson establishes the foundation — the definition of similarity and the meaning of k — which is the first step toward building a mathematical model that predicts the 'surprising' water-fill numbers and explains why scaling lengths by k scales areas and volumes by higher powers of k.</w:t>
             </w:r>
           </w:p>
         </w:tc>
@@ -713,7 +713,7 @@
                 <w:sz w:val="18"/>
                 <w:szCs w:val="18"/>
               </w:rPr>
-              <w:t xml:space="preserve">Students drew enlargements of a triangle on grid paper using a given centre of enlargement O and scale factors k = 2 and k = 3. They measured the distances OA, OA′, OB, OB′, OC, OC′ and verified that OA′/OA = OB′/OB = OC′/OC = k. They also observed that O, each object vertex, and its image vertex are always collinear.</w:t>
+              <w:t xml:space="preserve">Learners traced a pentagon ABCDE and its enlarged image on plain paper, drew rays through three pairs of corresponding vertices (A→A', B→B', C→C'), and identified the single point O where all rays intersected as the centre of enlargement. They also measured five pairs of corresponding sides on the pentagon and computed the ratio image÷object for each pair.</w:t>
             </w:r>
           </w:p>
         </w:tc>
@@ -745,7 +745,7 @@
                 <w:sz w:val="18"/>
                 <w:szCs w:val="18"/>
               </w:rPr>
-              <w:t xml:space="preserve">The centre of enlargement O is the unique fixed point from which every vertex of the object is projected to its image vertex such that the image distance from O equals k × the object distance from O. A negative scale factor maps the image to the opposite side of O. Teacher note: Require students to draw ray lines through O and each vertex — this geometric habit reinforces the definition and catches arithmetic errors.</w:t>
+              <w:t xml:space="preserve">The centre of enlargement O is the unique fixed point from which every vertex of the object is projected outward to its corresponding image vertex. The linear scale factor k = image length ÷ object length is constant for ALL pairs of corresponding lengths in an enlargement — it does not vary from side to side. For the uji cups, k = 2 (small→medium) and k = 3 (small→large), meaning every single length on the medium cup is exactly twice the matching length on the small cup.</w:t>
             </w:r>
           </w:p>
         </w:tc>
@@ -777,7 +777,7 @@
                 <w:sz w:val="18"/>
                 <w:szCs w:val="18"/>
               </w:rPr>
-              <w:t xml:space="preserve">Students explained how an architect in Nairobi uses a centre of projection (analogous to O) when producing scaled blueprints: every measurement on the plan is exactly k times the real dimension, all radiating from a reference origin. They revised their similarity definition to include the role of O, updating their DQB with the question 'Does changing O change the shape or size of the image?'. Pedagogical note: After the DQB update, allow 30 seconds of wait time before cold-calling two students to answer that question.</w:t>
+              <w:t xml:space="preserve">Because k is the ratio of ANY matching pair of lengths, the manufacturer can guarantee that the large uji cup is geometrically similar to the small one simply by using the same centre of enlargement and the same scale factor k for every point. This is why the cups 'look the same' despite being different sizes. However, k only describes lengths — the class has not yet explained why filling the cup requires k² times as much water in cross-section, or k³ times as much in volume. Those ??? boxes in the Anchor Model will be resolved in Lesson 3.</w:t>
             </w:r>
           </w:p>
         </w:tc>
@@ -830,7 +830,7 @@
                 <w:sz w:val="18"/>
                 <w:szCs w:val="18"/>
               </w:rPr>
-              <w:t xml:space="preserve">Finding the Centre of Enlargement and Scale Factor from Object and Image</w:t>
+              <w:t xml:space="preserve">Drawing Enlargements — Constructing Images from a Centre and Scale Factor</w:t>
             </w:r>
           </w:p>
         </w:tc>
@@ -862,7 +862,7 @@
                 <w:sz w:val="18"/>
                 <w:szCs w:val="18"/>
               </w:rPr>
-              <w:t xml:space="preserve">Given pre-drawn object and image pairs (without O marked), students used a ruler to draw lines through each pair of corresponding vertices and found that all lines met at a single point — the centre of enlargement O. They then calculated k by dividing one image side by the corresponding object side, confirming consistency across all sides.</w:t>
+              <w:t xml:space="preserve">Learners constructed enlargements of triangles and rectangles using three different scale factors (k = 2, k = 3, k = ½) from a centre of enlargement O, then measured every pair of corresponding sides and angles to verify their constructions. They saw that the image is always farther from O (for k &gt; 1) or closer to O (for k &lt; 1), and that the verification table consistently showed the length ratio equal to k and the angles equal.</w:t>
             </w:r>
           </w:p>
         </w:tc>
@@ -894,7 +894,7 @@
                 <w:sz w:val="18"/>
                 <w:szCs w:val="18"/>
               </w:rPr>
-              <w:t xml:space="preserve">To find O, draw straight lines through at least two pairs of corresponding vertices; their intersection is O. The linear scale factor k = (image length) ÷ (object length) for any corresponding pair of sides. If k &gt; 1 the image is an enlargement; if 0 &lt; k &lt; 1 it is a reduction; if k &lt; 0 the image is on the opposite side of O. Teacher note: Insist students verify k using a second pair of sides — this builds the habit of checking consistency that is essential for problem-solving questions.</w:t>
+              <w:t xml:space="preserve">Under enlargement by scale factor k: (1) every length in the image equals k times the corresponding object length; (2) every angle in the image equals the corresponding object angle — shape is preserved; (3) the centre of enlargement O remains fixed. A scale factor k &gt; 1 enlarges; 0 &lt; k &lt; 1 reduces. These results hold for ANY pair of corresponding lengths — not just selected sides.</w:t>
             </w:r>
           </w:p>
         </w:tc>
@@ -926,7 +926,7 @@
                 <w:sz w:val="18"/>
                 <w:szCs w:val="18"/>
               </w:rPr>
-              <w:t xml:space="preserve">Students explained how a cartographer at the Kenya National Bureau of Statistics locates the 'projection centre' when scaling a district map, and why every road length on the map must satisfy the same ratio k to its real-world length. They connected this reverse-engineering skill (finding O and k from given figures) to the driving question: if we can recover k from any two similar objects, we can predict lengths, and — as upcoming lessons will show — areas and volumes too. Pedagogical note: Use a think-pair-share (1 min pair, cold-call three pairs) to consolidate the method before the explain phase.</w:t>
+              <w:t xml:space="preserve">This explains part of the uji cup phenomenon: because the cups are enlargements of each other, every single length on the medium cup is exactly k = 2 times the matching length on the small cup. The circular cross-section has both its radius AND its height scaled by k = 2. Since area involves two length dimensions multiplied together, the area scales by k × k = k² = 4 — which is exactly why four small cups of water were needed to fill the medium cup's cross-section, not two.</w:t>
             </w:r>
           </w:p>
         </w:tc>
@@ -1011,7 +1011,7 @@
                 <w:sz w:val="18"/>
                 <w:szCs w:val="18"/>
               </w:rPr>
-              <w:t xml:space="preserve">Students wrapped rectangular paper labels around small (k = 1) and large (k = 3) cylindrical Uji cups, then cut the labels flat and counted grid squares to compare areas. They recorded that the large label covered 9 times as many squares as the small one, even though the cup was only 3 times taller and 3 times wider.</w:t>
+              <w:t xml:space="preserve">Learners measured and compared the areas of sets of similar squares and rectangles (with k = 2, 3, 4) cut from manila paper, recorded their data in a structured table, and plotted area ratio against k on a graph.</w:t>
             </w:r>
           </w:p>
         </w:tc>
@@ -1043,7 +1043,7 @@
                 <w:sz w:val="18"/>
                 <w:szCs w:val="18"/>
               </w:rPr>
-              <w:t xml:space="preserve">The area scale factor of similar figures equals k², because both the length and the width of any region are each multiplied by k, making the total area multiply by k × k = k². Therefore: if k = 3, area scale factor = 9; if k = 2, area scale factor = 4. Teacher note: A common misconception is that area scales by k. Address this directly by asking: 'If I double every side of a square, how many small squares fit inside the big one?' — the 2×2 grid shows 4, not 2.</w:t>
+              <w:t xml:space="preserve">The area scale factor of similar figures equals k² (the square of the linear scale factor), because both length and width are each multiplied by k, making the total area grow by k × k. This explains why the cross-sectional area of the medium uji cup (k = 2) is 4 times — not 2 times — the cross-section of the small cup.</w:t>
             </w:r>
           </w:p>
         </w:tc>
@@ -1075,7 +1075,7 @@
                 <w:sz w:val="18"/>
                 <w:szCs w:val="18"/>
               </w:rPr>
-              <w:t xml:space="preserve">Students explained the label problem: the printer in Mombasa packaging factory must order k² = 9 times as much paper for the large cup label as for the small cup label, even though k = 3 feels like 'three times as big.' They generalised: any painter, tiler, or fabric cutter working with similar shapes must multiply material costs by k², not k. This partial answer to the driving question (area ∝ k²) was posted on the DQB alongside the still-open volume question. Pedagogical note: Require students to write the formula Area_image = k² × Area_object in their notes before the explain discussion.</w:t>
+              <w:t xml:space="preserve">Using the k² rule, learners explained and predicted how the cross-sectional area of a similar shape changes when the linear scale factor is known, and applied this to real-world contexts including shamba areas in Kericho, billboard paint coverage in Nairobi, and triangular road signs.</w:t>
             </w:r>
           </w:p>
         </w:tc>
@@ -1160,7 +1160,7 @@
                 <w:sz w:val="18"/>
                 <w:szCs w:val="18"/>
               </w:rPr>
-              <w:t xml:space="preserve">Students filled a small cubic container (side 1 unit) with water and poured it into a large similar container (side 2 units, k = 2), counting how many small-cube fills were needed. They repeated with k = 3 using small and large rectangular boxes. Results: k = 2 required 8 small fills; k = 3 required 27 small fills.</w:t>
+              <w:t xml:space="preserve">Learners measured the dimensions of similar solids (model cubes/cuboids or Kasuku tins with k = 2 and k = 3) and computed their volumes. They pooled class data in a shared table showing the measured volume ratio alongside k², and k³ for each scale factor.</w:t>
             </w:r>
           </w:p>
         </w:tc>
@@ -1192,7 +1192,7 @@
                 <w:sz w:val="18"/>
                 <w:szCs w:val="18"/>
               </w:rPr>
-              <w:t xml:space="preserve">The volume scale factor of similar solids equals k³, because length, width, and height are each multiplied by k, so volume multiplies by k × k × k = k³. For k = 2: volume scale factor = 8; for k = 3: volume scale factor = 27. Teacher note: This is the direct answer to the driving question's anchor phenomenon. Make the connection explicit: 'Doubling every dimension gives k = 2, so volume scales by 2³ = 8 — that is precisely why the big container holds eight times as much.'</w:t>
+              <w:t xml:space="preserve">The volume scale factor of similar solids equals k³, where k is the linear scale factor. This means that when every length is scaled by k = 3, the volume becomes 3³ = 27 times as large. The complete chain is now established: length scales by k, area by k², and volume by k³.</w:t>
             </w:r>
           </w:p>
         </w:tc>
@@ -1224,7 +1224,7 @@
                 <w:sz w:val="18"/>
                 <w:szCs w:val="18"/>
               </w:rPr>
-              <w:t xml:space="preserve">Students explained how a water-tank manufacturer in Nakuru deciding between a 1 000-litre and a 2 000-litre tank cannot simply double the dimensions — doubling dimensions would produce an 8 000-litre tank (k³ = 8). They calculated the correct k for a 2 000-litre tank: k = ∛2 ≈ 1.26, meaning each dimension increases by only about 26%. This counter-intuitive result directly answers the driving question and was recorded as the key insight on the DQB. Pedagogical note: Cold-call four students to state the k³ rule in context before closing the lesson.</w:t>
+              <w:t xml:space="preserve">Learners explained the anchoring phenomenon fully: the large uji cup (k = 3) needs 27 small cups of water — not 3 and not 9 — because volume is a three-dimensional quantity and each of the three dimensions is multiplied by k, giving k × k × k = k³. They also applied this to the sufuria supporting phenomenon, confirming that a sufuria with k = 2 holds 2³ = 8 times as much ugali porridge as the small sufuria.</w:t>
             </w:r>
           </w:p>
         </w:tc>
@@ -1309,7 +1309,7 @@
                 <w:sz w:val="18"/>
                 <w:szCs w:val="18"/>
               </w:rPr>
-              <w:t xml:space="preserve">Students completed a structured table: given k, they computed k², k³, and verified each against a physical or drawn model. They also worked backwards — given area scale factor or volume scale factor, they recovered k. Examples used similar triangles cut from paper (area) and similar cuboids built from unit cubes (volume) in a Kenyan packaging context (maize flour bags of different sizes).</w:t>
+              <w:t xml:space="preserve">Two similar cylindrical water tanks from the Rift Valley with linear scale factor k = 3; a unified k / k² / k³ table completed and verified using digital devices; the GeoGebra/Kenya Education Cloud simulation showing surface area and volume changing as cylinder dimensions are scaled by k = 2, 3, 4, and 5.</w:t>
             </w:r>
           </w:p>
         </w:tc>
@@ -1341,7 +1341,7 @@
                 <w:sz w:val="18"/>
                 <w:szCs w:val="18"/>
               </w:rPr>
-              <w:t xml:space="preserve">For any two similar figures or solids with linear scale factor k: corresponding lengths scale by k, corresponding surface areas (and any area measurement) scale by k², and corresponding volumes scale by k³. Conversely: k = √(area scale factor) = ∛(volume scale factor). Teacher note: The table format (k | k² | k³) is a powerful reference tool — have students keep a completed version in their exercise books as a personal formula card for examinations.</w:t>
+              <w:t xml:space="preserve">For any two similar figures or solids with linear scale factor k: corresponding lengths scale by k, corresponding surface areas scale by k², and corresponding volumes scale by k³. For k = 3: the large Rift Valley tank needs 9 times more paint (k² = 9) and holds 27 times more water (k³ = 27). This single rule — one value of k encoding three scaling behaviours — explains every surprising number observed in the Shrinking Uji Cup phenomenon since Lesson 1.</w:t>
             </w:r>
           </w:p>
         </w:tc>
@@ -1373,7 +1373,7 @@
                 <w:sz w:val="18"/>
                 <w:szCs w:val="18"/>
               </w:rPr>
-              <w:t xml:space="preserve">Students explained a unified design problem: a Kisumu ceramics studio scales up a small decorative pot (height 8 cm, surface area 150 cm², volume 200 cm³) by k = 2.5. They predicted: new height = 20 cm, new surface area = 150 × 6.25 = 937.5 cm², new volume = 200 × 15.625 = 3 125 cm³. They confirmed that knowing only k is sufficient to scale every measurable property of a similar object — directly answering the second part of the driving question ('predict the properties of any similar shape'). Pedagogical note: Assign one 'backwards' problem (given volume ratio, find surface area ratio) as an exit ticket.</w:t>
+              <w:t xml:space="preserve">The anchoring phenomenon is now fully explained: when the uji cup manufacturer doubled every dimension (k = 2), the surface area of the label increased by k² = 4 (four times more paper) and the volume increased by k³ = 8 (eight small cups needed to fill it, not two). When dimensions were tripled (k = 3), the label needed k² = 9 times more paper and the volume needed k³ = 27 times more water (nine small cups, not three). The driving question — 'Why does doubling the size of a container make it hold eight times as much?' — is answered: because volume scales as the cube of the linear scale factor, so k = 2 gives k³ = 8.</w:t>
             </w:r>
           </w:p>
         </w:tc>
@@ -1458,7 +1458,7 @@
                 <w:sz w:val="18"/>
                 <w:szCs w:val="18"/>
               </w:rPr>
-              <w:t xml:space="preserve">Students worked through four contextualised problem sets: (1) map-scale problems using a Nairobi city map (area scale factor for a park); (2) recipe scaling — a githeri recipe for 4 people versus 32 people using similar-volume pots; (3) a Kenyan athlete's water bottle (k = 1.5 scaling to a team jug); (4) a construction problem comparing the cost of painting two similar water towers near Eldoret. Students identified which scale factor (k, k², or k³) applied in each context.</w:t>
+              <w:t xml:space="preserve">Learners measured scale drawings of a school building, calculated flour quantities for a scaled-up mandazi tin (k = 2, requiring 8× the dough), and used a Kisumu–Kericho road map at scale 1:500 000 to calculate real distances and compare map areas at a different scale.</w:t>
             </w:r>
           </w:p>
         </w:tc>
@@ -1490,7 +1490,7 @@
                 <w:sz w:val="18"/>
                 <w:szCs w:val="18"/>
               </w:rPr>
-              <w:t xml:space="preserve">The choice of scale factor depends on what is being measured: use k for lengths and distances (map scales, heights, widths); use k² for areas (paint coverage, fabric, labels, map areas, land parcels); use k³ for volumes (liquid capacity, mass of similar objects of the same material, ingredient quantities). Teacher note: The most common exam error is applying k where k² or k³ is needed. Explicitly name this 'the scale-factor selection error' and give students a decision flowchart: 'Is it a length? → k. An area? → k². A volume? → k³.'</w:t>
+              <w:t xml:space="preserve">The linear scale factor k governs lengths, k² governs areas (including surface area and map area), and k³ governs volumes (including recipe quantities for similar containers). These three rules apply consistently across all real-life domains — architecture, catering, cartography — involving similar figures or solids.</w:t>
             </w:r>
           </w:p>
         </w:tc>
@@ -1522,7 +1522,7 @@
                 <w:sz w:val="18"/>
                 <w:szCs w:val="18"/>
               </w:rPr>
-              <w:t xml:space="preserve">Students explained each solution to a partner, then selected one problem to present to the class with a written justification for their choice of k, k², or k³. They revised their DQB to mark which driving-question components were now fully answered and noted remaining questions (e.g., 'What if the shapes are similar but not the same material?'). Pedagogical note: Require every student to write a one-sentence 'because' statement justifying their scale-factor choice — this surfaces lingering misconceptions before the final lesson.</w:t>
+              <w:t xml:space="preserve">The uji cup phenomenon — where doubling every dimension of the cup requires 8× as much water to fill it, not 2× — is explained by the k³ volume rule. Because volume depends on three linear dimensions multiplied together, scaling each by k scales the total volume by k × k × k = k³. The same logic explains why Mama Wanjiru needed 4 000 g of flour (not 1 000 g) for the large mandazi tin, and why the Lake Victoria area on a redrawn map at twice the linear scale is 4× larger, not 2×.</w:t>
             </w:r>
           </w:p>
         </w:tc>
@@ -1607,7 +1607,7 @@
                 <w:sz w:val="18"/>
                 <w:szCs w:val="18"/>
               </w:rPr>
-              <w:t xml:space="preserve">Student groups presented their similarity-and-enlargement projects (e.g., scaled models of Kenyan buildings, packaging redesigns, map-distance analyses). Each group displayed their object and image measurements, calculated k, k², and k³, and demonstrated at least one prediction verified against a physical measurement or calculation.</w:t>
+              <w:t xml:space="preserve">Learners observed their own peer-constructed similar containers (cubes, cuboids, cylinders) made from locally available materials in at least two sizes. They measured corresponding dimensions side by side, saw with their own hands that every length scaled by the same factor k, and verified (or discovered errors in) their calculated surface area ratios and volume ratios. They also re-observed the three uji cups from Lesson 1 — now able to explain precisely why nine small cups of water, not three, are needed to fill the large cup.</w:t>
             </w:r>
           </w:p>
         </w:tc>
@@ -1639,7 +1639,7 @@
                 <w:sz w:val="18"/>
                 <w:szCs w:val="18"/>
               </w:rPr>
-              <w:t xml:space="preserve">Consolidated understanding: (1) similar figures have equal corresponding angles and proportional corresponding sides; (2) the linear scale factor k is the constant ratio of any image length to its object length; (3) area scales by k² and volume scales by k³ — these three relationships form a unified, predictive model applicable to any similar shape or solid. Teacher note: Use the completed DQB as a whole-class review tool — read each original question aloud, ask students to vote (thumbs up/down) on whether it is now answered, and cold-call students to provide the answer. This meta-cognitive closure is essential for retention.</w:t>
+              <w:t xml:space="preserve">Learners consolidated that: (1) similar figures have equal corresponding angles and proportional corresponding sides; (2) the linear scale factor k is the ratio of any pair of corresponding lengths; (3) the area scale factor is always k² — because area involves two linear dimensions each scaled by k; (4) the volume scale factor is always k³ — because volume involves three linear dimensions each scaled by k; (5) these relationships apply universally to all similar figures and solids, including the containers they designed and built themselves; (6) real-life applications include container manufacturing, architectural scale models, map-making, and packaging design.</w:t>
             </w:r>
           </w:p>
         </w:tc>
@@ -1671,7 +1671,7 @@
                 <w:sz w:val="18"/>
                 <w:szCs w:val="18"/>
               </w:rPr>
-              <w:t xml:space="preserve">Students gave a final written response to the driving question: 'Doubling a container's dimensions means k = 2; volume scales by k³ = 8, so it holds eight times as much. We can use the k, k², k³ model to design and predict the length, surface area, and volume of any similar shape by knowing just one scale factor.' Pedagogical note: Collect written responses as a summative assessment. Check for three elements: correct identification of k, correct application of k² for area, and correct application of k³ for volume, each in a real-world Kenyan context.</w:t>
+              <w:t xml:space="preserve">Learners explained — through project presentations, peer rating, collaborative DQB closure, final model annotation, and individual written tasks — why doubling all linear dimensions of any container multiplies its surface area by 4 (= 2²) and its volume by 8 (= 2³). They connected this explanation back to the anchoring phenomenon: the large uji cup has k = 3 relative to the small cup, so its cross-sectional area is k² = 9 times larger (explaining why nine small cups fill it) and its volume is k³ = 27 times larger. They demonstrated this understanding using their own constructed containers and novel Kenyan contexts (Rift Valley water tanks, Nairobi label design, mandazi moulds), satisfying the KICD key inquiry question: How is similarity and enlargement applied in real life?</w:t>
             </w:r>
           </w:p>
         </w:tc>
@@ -1795,7 +1795,7 @@
         </w:rPr>
         <w:t xml:space="preserve">© 2026 SeaVuria and ARES. This work is licensed under a </w:t>
       </w:r>
-      <w:hyperlink w:history="1" r:id="rIdayu9fafhnzm-013ckbcqr">
+      <w:hyperlink w:history="1" r:id="rIdfuxpq9lbsmlky5nif6q0k">
         <w:r>
           <w:rPr>
             <w:rFonts w:ascii="Arial" w:cs="Arial" w:eastAsia="Arial" w:hAnsi="Arial"/>
@@ -1815,7 +1815,7 @@
         </w:rPr>
         <w:t xml:space="preserve"> (</w:t>
       </w:r>
-      <w:hyperlink w:history="1" r:id="rIdegyz9ye--pyomtk76t65n">
+      <w:hyperlink w:history="1" r:id="rIdoemqs4rcwhhm0remecg2a">
         <w:r>
           <w:rPr>
             <w:rFonts w:ascii="Arial" w:cs="Arial" w:eastAsia="Arial" w:hAnsi="Arial"/>
@@ -1835,7 +1835,7 @@
         </w:rPr>
         <w:t xml:space="preserve">). To view a copy of this license, visit </w:t>
       </w:r>
-      <w:hyperlink w:history="1" r:id="rIdphhlui29s5-p7t9ovgfut">
+      <w:hyperlink w:history="1" r:id="rIds2_lhghc6x7mftrlodovs">
         <w:r>
           <w:rPr>
             <w:rFonts w:ascii="Arial" w:cs="Arial" w:eastAsia="Arial" w:hAnsi="Arial"/>

--- a/data/outputs/v2/Essential_Mathematics/SS2.1_Similarity_and_Enlargement/Essential_Mathematics_Similarity_and_Enlargement_SummaryTable.docx
+++ b/data/outputs/v2/Essential_Mathematics/SS2.1_Similarity_and_Enlargement/Essential_Mathematics_Similarity_and_Enlargement_SummaryTable.docx
@@ -1522,7 +1522,7 @@
                 <w:sz w:val="18"/>
                 <w:szCs w:val="18"/>
               </w:rPr>
-              <w:t xml:space="preserve">The uji cup phenomenon — where doubling every dimension of the cup requires 8× as much water to fill it, not 2× — is explained by the k³ volume rule. Because volume depends on three linear dimensions multiplied together, scaling each by k scales the total volume by k × k × k = k³. The same logic explains why Mama Wanjiru needed 4 000 g of flour (not 1 000 g) for the large mandazi tin, and why the Lake Victoria area on a redrawn map at twice the linear scale is 4× larger, not 2×.</w:t>
+              <w:t xml:space="preserve">The uji cup phenomenon — where doubling every dimension of the cup requires 8× as much water to fill it, not 2× — is explained by the k³ volume rule. Because volume depends on three linear dimensions multiplied together, scaling each by k scales the total volume by k × k × k = k³. The same logic explains why Mama Akinyi needed 4 000 g of flour (not 1 000 g) for the large mandazi tin, and why the Lake Victoria area on a redrawn map at twice the linear scale is 4× larger, not 2×.</w:t>
             </w:r>
           </w:p>
         </w:tc>
@@ -1795,7 +1795,7 @@
         </w:rPr>
         <w:t xml:space="preserve">© 2026 SeaVuria and ARES. This work is licensed under a </w:t>
       </w:r>
-      <w:hyperlink w:history="1" r:id="rIdfuxpq9lbsmlky5nif6q0k">
+      <w:hyperlink w:history="1" r:id="rIduwtcxjsjzmmvbe9qpywzx">
         <w:r>
           <w:rPr>
             <w:rFonts w:ascii="Arial" w:cs="Arial" w:eastAsia="Arial" w:hAnsi="Arial"/>
@@ -1815,7 +1815,7 @@
         </w:rPr>
         <w:t xml:space="preserve"> (</w:t>
       </w:r>
-      <w:hyperlink w:history="1" r:id="rIdoemqs4rcwhhm0remecg2a">
+      <w:hyperlink w:history="1" r:id="rIdqlvk-jrdbcp3e4iv8k0at">
         <w:r>
           <w:rPr>
             <w:rFonts w:ascii="Arial" w:cs="Arial" w:eastAsia="Arial" w:hAnsi="Arial"/>
@@ -1835,7 +1835,7 @@
         </w:rPr>
         <w:t xml:space="preserve">). To view a copy of this license, visit </w:t>
       </w:r>
-      <w:hyperlink w:history="1" r:id="rIds2_lhghc6x7mftrlodovs">
+      <w:hyperlink w:history="1" r:id="rIdx1ibvpyeert_lvsb-4pit">
         <w:r>
           <w:rPr>
             <w:rFonts w:ascii="Arial" w:cs="Arial" w:eastAsia="Arial" w:hAnsi="Arial"/>

--- a/data/outputs/v2/Essential_Mathematics/SS2.1_Similarity_and_Enlargement/Essential_Mathematics_Similarity_and_Enlargement_SummaryTable.docx
+++ b/data/outputs/v2/Essential_Mathematics/SS2.1_Similarity_and_Enlargement/Essential_Mathematics_Similarity_and_Enlargement_SummaryTable.docx
@@ -1795,7 +1795,7 @@
         </w:rPr>
         <w:t xml:space="preserve">© 2026 SeaVuria and ARES. This work is licensed under a </w:t>
       </w:r>
-      <w:hyperlink w:history="1" r:id="rIduwtcxjsjzmmvbe9qpywzx">
+      <w:hyperlink w:history="1" r:id="rIdz6cv4b0rzg_nggoeccdoh">
         <w:r>
           <w:rPr>
             <w:rFonts w:ascii="Arial" w:cs="Arial" w:eastAsia="Arial" w:hAnsi="Arial"/>
@@ -1815,7 +1815,7 @@
         </w:rPr>
         <w:t xml:space="preserve"> (</w:t>
       </w:r>
-      <w:hyperlink w:history="1" r:id="rIdqlvk-jrdbcp3e4iv8k0at">
+      <w:hyperlink w:history="1" r:id="rIdo8xkw7dqcswnen2ql8anw">
         <w:r>
           <w:rPr>
             <w:rFonts w:ascii="Arial" w:cs="Arial" w:eastAsia="Arial" w:hAnsi="Arial"/>
@@ -1835,7 +1835,7 @@
         </w:rPr>
         <w:t xml:space="preserve">). To view a copy of this license, visit </w:t>
       </w:r>
-      <w:hyperlink w:history="1" r:id="rIdx1ibvpyeert_lvsb-4pit">
+      <w:hyperlink w:history="1" r:id="rIdwwmxcaeqtmdork7sahg7u">
         <w:r>
           <w:rPr>
             <w:rFonts w:ascii="Arial" w:cs="Arial" w:eastAsia="Arial" w:hAnsi="Arial"/>

--- a/data/outputs/v2/Essential_Mathematics/SS2.1_Similarity_and_Enlargement/Essential_Mathematics_Similarity_and_Enlargement_SummaryTable.docx
+++ b/data/outputs/v2/Essential_Mathematics/SS2.1_Similarity_and_Enlargement/Essential_Mathematics_Similarity_and_Enlargement_SummaryTable.docx
@@ -227,7 +227,7 @@
                 <w:sz w:val="18"/>
                 <w:szCs w:val="18"/>
               </w:rPr>
-              <w:t xml:space="preserve">DRIVING QUESTION: Why does doubling the size of a container make it hold eight times as much — and how can we use this mathematical pattern to design, build, and predict the properties of any similar shape or object?</w:t>
+              <w:t xml:space="preserve">DRIVING QUESTION: Why does a sufuria that is twice as tall and twice as wide hold far more than twice the githeri, and how can we predict how length, area and volume change when we enlarge an object?</w:t>
             </w:r>
           </w:p>
         </w:tc>
@@ -532,7 +532,7 @@
                 <w:sz w:val="18"/>
                 <w:szCs w:val="18"/>
               </w:rPr>
-              <w:t xml:space="preserve">Noticing Similarity — What Makes Two Shapes the "Same but Different"?</w:t>
+              <w:t xml:space="preserve">Meet Mama Achieng's Three Sufurias: Which Feeds More, and What Does 'Similar' Mean?</w:t>
             </w:r>
           </w:p>
         </w:tc>
@@ -564,7 +564,7 @@
                 <w:sz w:val="18"/>
                 <w:szCs w:val="18"/>
               </w:rPr>
-              <w:t xml:space="preserve">Three uji cups of different sizes (small, medium, large) share the same shape — every dimension of the medium cup is exactly twice that of the small cup (k = 2) and every dimension of the large cup is exactly three times that of the small cup (k = 3). When filled with water, the medium cup required 4 small cups (not 2) and the large cup required 9 small cups (not 3). In everyday objects measured by groups, similar pairs showed equal corresponding angles and a constant ratio of corresponding sides.</w:t>
+              <w:t xml:space="preserve">We observed that the small, medium and large sufurias have the same shape: the height and diameter of the large one are both 2 times those of the small one (heights 12, 18, 24 cm; diameters 16, 24, 32 cm), while the price is KSh 60, 90 and 120. We also observed that some objects look the same shape in different sizes and others do not, even when both have right angles.</w:t>
             </w:r>
           </w:p>
         </w:tc>
@@ -596,7 +596,7 @@
                 <w:sz w:val="18"/>
                 <w:szCs w:val="18"/>
               </w:rPr>
-              <w:t xml:space="preserve">Two figures are similar if and only if their corresponding angles are equal AND their corresponding sides are in a constant ratio called the linear scale factor (k). Similarity is about shape, not size. The linear scale factor k can be found by dividing the length of any side of the larger figure by the corresponding side of the smaller figure. For the uji cups, k = 2 (medium:small) and k = 3 (large:small) — but the number of water fills was k² = 4 and k² = 9, not k itself. This k² pattern is the mystery that the rest of the unit will explain.</w:t>
+              <w:t xml:space="preserve">We learned that similar objects have the same shape: their corresponding angles are equal and their corresponding sides are in the same ratio. Equal angles alone are not enough, because a tall thin rectangle and a short wide rectangle are not similar.</w:t>
             </w:r>
           </w:p>
         </w:tc>
@@ -628,7 +628,7 @@
                 <w:sz w:val="18"/>
                 <w:szCs w:val="18"/>
               </w:rPr>
-              <w:t xml:space="preserve">The three uji cups are similar solids — they share the same shape, with all dimensions scaled by the same factor k. This is why they look proportional to the eye. However, the amount of water each holds (related to cross-sectional area and volume) does not scale by k but by a larger power of k. Today's lesson establishes the foundation — the definition of similarity and the meaning of k — which is the first step toward building a mathematical model that predicts the 'surprising' water-fill numbers and explains why scaling lengths by k scales areas and volumes by higher powers of k.</w:t>
+              <w:t xml:space="preserve">So far we can explain that the three sufurias are similar because every length of the large one is 2 times the small one. We cannot yet explain why the large sufuria seems to feed far more than twice as many people, or why the paint costs more than double. Those questions are on our Driving Question Board and in our first model.</w:t>
             </w:r>
           </w:p>
         </w:tc>
@@ -681,7 +681,7 @@
                 <w:sz w:val="18"/>
                 <w:szCs w:val="18"/>
               </w:rPr>
-              <w:t xml:space="preserve">Centre of Enlargement and Linear Scale Factor</w:t>
+              <w:t xml:space="preserve">Properties of Similar Figures: Is the Ratio the Same Everywhere?</w:t>
             </w:r>
           </w:p>
         </w:tc>
@@ -713,7 +713,7 @@
                 <w:sz w:val="18"/>
                 <w:szCs w:val="18"/>
               </w:rPr>
-              <w:t xml:space="preserve">Learners traced a pentagon ABCDE and its enlarged image on plain paper, drew rays through three pairs of corresponding vertices (A→A', B→B', C→C'), and identified the single point O where all rays intersected as the centre of enlargement. They also measured five pairs of corresponding sides on the pentagon and computed the ratio image÷object for each pair.</w:t>
+              <w:t xml:space="preserve">We measured the sides and angles of rectangles A (4 cm by 6 cm), B (6 cm by 9 cm) and C (6 cm by 8 cm). The ratios were 1.5 and 1.5 for B to A, but 1.5 and about 1.33 for C to A. For the sufurias, height ratios (12, 18, 24 cm) and diameter ratios (16, 24, 32 cm) were both 1 : 1.5 : 2.</w:t>
             </w:r>
           </w:p>
         </w:tc>
@@ -745,7 +745,7 @@
                 <w:sz w:val="18"/>
                 <w:szCs w:val="18"/>
               </w:rPr>
-              <w:t xml:space="preserve">The centre of enlargement O is the unique fixed point from which every vertex of the object is projected outward to its corresponding image vertex. The linear scale factor k = image length ÷ object length is constant for ALL pairs of corresponding lengths in an enlargement — it does not vary from side to side. For the uji cups, k = 2 (small→medium) and k = 3 (small→large), meaning every single length on the medium cup is exactly twice the matching length on the small cup.</w:t>
+              <w:t xml:space="preserve">Similar figures have equal corresponding angles and all corresponding sides in the same ratio (a constant ratio). If even one pair of sides has a different ratio, the figures are not similar. The three sufurias are similar because every length of M is 1.5 times S and every length of L is 2 times S.</w:t>
             </w:r>
           </w:p>
         </w:tc>
@@ -777,7 +777,7 @@
                 <w:sz w:val="18"/>
                 <w:szCs w:val="18"/>
               </w:rPr>
-              <w:t xml:space="preserve">Because k is the ratio of ANY matching pair of lengths, the manufacturer can guarantee that the large uji cup is geometrically similar to the small one simply by using the same centre of enlargement and the same scale factor k for every point. This is why the cups 'look the same' despite being different sizes. However, k only describes lengths — the class has not yet explained why filling the cup requires k² times as much water in cross-section, or k³ times as much in volume. Those ??? boxes in the Anchor Model will be resolved in Lesson 3.</w:t>
+              <w:t xml:space="preserve">B is similar to A because both side ratios are 1.5. C is not similar to A because its side ratios (1.5 and about 1.33) are not the same, even though all three are rectangles. Mama Achieng's sufurias are similar because height and diameter both go up in the ratio 1 : 1.5 : 2. We still need to find out why this constant ratio of lengths does not make the githeri and paint just double.</w:t>
             </w:r>
           </w:p>
         </w:tc>
@@ -830,7 +830,7 @@
                 <w:sz w:val="18"/>
                 <w:szCs w:val="18"/>
               </w:rPr>
-              <w:t xml:space="preserve">Drawing Enlargements — Constructing Images from a Centre and Scale Factor</w:t>
+              <w:t xml:space="preserve">Enlargement and Centre of Enlargement: Tracing Mama Achieng's Sufurias and Triangle ABC</w:t>
             </w:r>
           </w:p>
         </w:tc>
@@ -862,7 +862,7 @@
                 <w:sz w:val="18"/>
                 <w:szCs w:val="18"/>
               </w:rPr>
-              <w:t xml:space="preserve">Learners constructed enlargements of triangles and rectangles using three different scale factors (k = 2, k = 3, k = ½) from a centre of enlargement O, then measured every pair of corresponding sides and angles to verify their constructions. They saw that the image is always farther from O (for k &gt; 1) or closer to O (for k &lt; 1), and that the verification table consistently showed the length ratio equal to k and the angles equal.</w:t>
+              <w:t xml:space="preserve">We traced triangle ABC (3, 4, 5 cm) and its image A'B'C' (6, 8, 10 cm), joined A to A', B to B' and C to C', and saw that the lines met at one point, O. All side ratios and OA'/OA, OB'/OB, OC'/OC were 2. The sufuria heights (12 to 24 cm) and diameters (16 to 32 cm) also doubled.</w:t>
             </w:r>
           </w:p>
         </w:tc>
@@ -894,7 +894,7 @@
                 <w:sz w:val="18"/>
                 <w:szCs w:val="18"/>
               </w:rPr>
-              <w:t xml:space="preserve">Under enlargement by scale factor k: (1) every length in the image equals k times the corresponding object length; (2) every angle in the image equals the corresponding object angle — shape is preserved; (3) the centre of enlargement O remains fixed. A scale factor k &gt; 1 enlarges; 0 &lt; k &lt; 1 reduces. These results hold for ANY pair of corresponding lengths — not just selected sides.</w:t>
+              <w:t xml:space="preserve">An enlargement maps each point of an object to the image along a straight line from a fixed centre O. The centre is found by joining corresponding points. The linear scale factor k = image length / object length = OA'/OA. For Mama Achieng's sufurias S to L, k = 2.</w:t>
             </w:r>
           </w:p>
         </w:tc>
@@ -926,7 +926,7 @@
                 <w:sz w:val="18"/>
                 <w:szCs w:val="18"/>
               </w:rPr>
-              <w:t xml:space="preserve">This explains part of the uji cup phenomenon: because the cups are enlargements of each other, every single length on the medium cup is exactly k = 2 times the matching length on the small cup. The circular cross-section has both its radius AND its height scaled by k = 2. Since area involves two length dimensions multiplied together, the area scales by k × k = k² = 4 — which is exactly why four small cups of water were needed to fill the medium cup's cross-section, not two.</w:t>
+              <w:t xml:space="preserve">The large sufuria is an enlargement of the small one with k = 2 because every length (height and diameter) is multiplied by 2. This explains why the large sufuria looks like a doubled copy, but we still need to find out what k = 2 does to the paint area and the capacity.</w:t>
             </w:r>
           </w:p>
         </w:tc>
@@ -979,7 +979,7 @@
                 <w:sz w:val="18"/>
                 <w:szCs w:val="18"/>
               </w:rPr>
-              <w:t xml:space="preserve">Area Scale Factor: Why Does the Uji Cup Label Need Nine Times as Much Paper?</w:t>
+              <w:t xml:space="preserve">Drawing the Image: Enlarging and Shrinking Triangle ABC from Centre O</w:t>
             </w:r>
           </w:p>
         </w:tc>
@@ -1011,7 +1011,7 @@
                 <w:sz w:val="18"/>
                 <w:szCs w:val="18"/>
               </w:rPr>
-              <w:t xml:space="preserve">Learners measured and compared the areas of sets of similar squares and rectangles (with k = 2, 3, 4) cut from manila paper, recorded their data in a structured table, and plotted area ratio against k on a graph.</w:t>
+              <w:t xml:space="preserve">We drew triangle ABC (3, 4, 5 cm) from centre O with k = 2 and got an image with sides 6, 8, 10 cm; with k = 0.5 we got sides 1.5, 2, 2.5 cm. On squared paper, rectangle A (4 cm by 6 cm) with k = 2 gave an image 8 cm by 12 cm. The angles stayed equal and the digital zoom matched our drawings.</w:t>
             </w:r>
           </w:p>
         </w:tc>
@@ -1043,7 +1043,7 @@
                 <w:sz w:val="18"/>
                 <w:szCs w:val="18"/>
               </w:rPr>
-              <w:t xml:space="preserve">The area scale factor of similar figures equals k² (the square of the linear scale factor), because both length and width are each multiplied by k, making the total area grow by k × k. This explains why the cross-sectional area of the medium uji cup (k = 2) is 4 times — not 2 times — the cross-section of the small cup.</w:t>
+              <w:t xml:space="preserve">To draw the image, draw a ray from O through each object point, measure OA, calculate OA' = k x OA, mark A' on the ray and join the image points. When k &gt; 1 the image is bigger and further from O; when 0 &lt; k &lt; 1 it is smaller and nearer to O. Each image side is k times the object side and the shape stays similar.</w:t>
             </w:r>
           </w:p>
         </w:tc>
@@ -1075,7 +1075,7 @@
                 <w:sz w:val="18"/>
                 <w:szCs w:val="18"/>
               </w:rPr>
-              <w:t xml:space="preserve">Using the k² rule, learners explained and predicted how the cross-sectional area of a similar shape changes when the linear scale factor is known, and applied this to real-world contexts including shamba areas in Kericho, billboard paint coverage in Nairobi, and triangular road signs.</w:t>
+              <w:t xml:space="preserve">Mama Achieng's large sufuria is a k = 2 enlargement of the small one, so every length (height 12 to 24 cm, diameter 16 to 32 cm) is doubled, just like our triangle sides. This explains why it looks the same shape and why the KSh 120 price follows the doubled lengths. It does not yet explain why capacity and paint do not just double, which we will investigate with area (Lesson 5) and volume (Lesson 6).</w:t>
             </w:r>
           </w:p>
         </w:tc>
@@ -1128,7 +1128,7 @@
                 <w:sz w:val="18"/>
                 <w:szCs w:val="18"/>
               </w:rPr>
-              <w:t xml:space="preserve">Volume Scale Factor: Why the Large Uji Cup Holds Eight Times as Much</w:t>
+              <w:t xml:space="preserve">Area Scale Factor: Why Paint Costs Rise Faster Than Price</w:t>
             </w:r>
           </w:p>
         </w:tc>
@@ -1160,7 +1160,7 @@
                 <w:sz w:val="18"/>
                 <w:szCs w:val="18"/>
               </w:rPr>
-              <w:t xml:space="preserve">Learners measured the dimensions of similar solids (model cubes/cuboids or Kasuku tins with k = 2 and k = 3) and computed their volumes. They pooled class data in a shared table showing the measured volume ratio alongside k², and k³ for each scale factor.</w:t>
+              <w:t xml:space="preserve">We enlarged a 3 cm by 2 cm rectangle (area 6 cm2) with k = 3 to 9 cm by 6 cm (area 54 cm2), so the area ratio was 9. We worked out the outside areas of the sufurias: S 803.84 cm2, M 1808.64 cm2, L 3215.36 cm2, with ratios to S of 1, 2.25 and 4, and paint costs of about KSh 20, KSh 45 and KSh 80.</w:t>
             </w:r>
           </w:p>
         </w:tc>
@@ -1192,7 +1192,7 @@
                 <w:sz w:val="18"/>
                 <w:szCs w:val="18"/>
               </w:rPr>
-              <w:t xml:space="preserve">The volume scale factor of similar solids equals k³, where k is the linear scale factor. This means that when every length is scaled by k = 3, the volume becomes 3³ = 27 times as large. The complete chain is now established: length scales by k, area by k², and volume by k³.</w:t>
+              <w:t xml:space="preserve">The area scale factor is image area divided by object area, and it equals k^2. Doubling the lengths (k = 2) multiplies the area by 4, and tripling (k = 3) multiplies it by 9. Area depends on two lengths, so both are multiplied by k. The price of KSh 120 follows only k, but the paint follows k^2.</w:t>
             </w:r>
           </w:p>
         </w:tc>
@@ -1224,7 +1224,7 @@
                 <w:sz w:val="18"/>
                 <w:szCs w:val="18"/>
               </w:rPr>
-              <w:t xml:space="preserve">Learners explained the anchoring phenomenon fully: the large uji cup (k = 3) needs 27 small cups of water — not 3 and not 9 — because volume is a three-dimensional quantity and each of the three dimensions is multiplied by k, giving k × k × k = k³. They also applied this to the sufuria supporting phenomenon, confirming that a sufuria with k = 2 holds 2³ = 8 times as much ugali porridge as the small sufuria.</w:t>
+              <w:t xml:space="preserve">Mama Achieng's large sufuria is 2 times as tall and 2 times as wide as the small one, so its outside area is 2^2 = 4 times larger. That is why painting it costs about KSh 80 against KSh 20, which is more than double. We still need to find out why the githeri capacity grows by even more (Lesson 6).</w:t>
             </w:r>
           </w:p>
         </w:tc>
@@ -1277,7 +1277,7 @@
                 <w:sz w:val="18"/>
                 <w:szCs w:val="18"/>
               </w:rPr>
-              <w:t xml:space="preserve">Relating Linear, Area and Volume Scale Factors — The Unified k, k², k³ Model</w:t>
+              <w:t xml:space="preserve">Volume Scale Factor: Why the Large Sufuria Holds 8 Times the Githeri</w:t>
             </w:r>
           </w:p>
         </w:tc>
@@ -1309,7 +1309,7 @@
                 <w:sz w:val="18"/>
                 <w:szCs w:val="18"/>
               </w:rPr>
-              <w:t xml:space="preserve">Two similar cylindrical water tanks from the Rift Valley with linear scale factor k = 3; a unified k / k² / k³ table completed and verified using digital devices; the GeoGebra/Kenya Education Cloud simulation showing surface area and volume changing as cylinder dimensions are scaled by k = 2, 3, 4, and 5.</w:t>
+              <w:t xml:space="preserve">We measured cubes (5 cm and 10 cm sides: 125 and 1000 cm3) and cuboids (5 x 4 x 3 cm and 10 x 8 x 6 cm: 60 and 480 cm3). Doubling every length (k = 2) made the volume 8 times bigger. We also saw the sufuria capacities of about 2.4 litres, 8.1 litres and 19.3 litres and servings of about 6, 20 and 48.</w:t>
             </w:r>
           </w:p>
         </w:tc>
@@ -1341,7 +1341,7 @@
                 <w:sz w:val="18"/>
                 <w:szCs w:val="18"/>
               </w:rPr>
-              <w:t xml:space="preserve">For any two similar figures or solids with linear scale factor k: corresponding lengths scale by k, corresponding surface areas scale by k², and corresponding volumes scale by k³. For k = 3: the large Rift Valley tank needs 9 times more paint (k² = 9) and holds 27 times more water (k³ = 27). This single rule — one value of k encoding three scaling behaviours — explains every surprising number observed in the Shrinking Uji Cup phenomenon since Lesson 1.</w:t>
+              <w:t xml:space="preserve">For similar solids the volume scale factor is k^3. Area scale factor is k^2 (Lesson 5) and the linear scale factor is k. Capacity depends on three lengths, so it multiplies by k x k x k. The large sufuria (k = 2) holds exactly 8 times the small one.</w:t>
             </w:r>
           </w:p>
         </w:tc>
@@ -1373,7 +1373,7 @@
                 <w:sz w:val="18"/>
                 <w:szCs w:val="18"/>
               </w:rPr>
-              <w:t xml:space="preserve">The anchoring phenomenon is now fully explained: when the uji cup manufacturer doubled every dimension (k = 2), the surface area of the label increased by k² = 4 (four times more paper) and the volume increased by k³ = 8 (eight small cups needed to fill it, not two). When dimensions were tripled (k = 3), the label needed k² = 9 times more paper and the volume needed k³ = 27 times more water (nine small cups, not three). The driving question — 'Why does doubling the size of a container make it hold eight times as much?' — is answered: because volume scales as the cube of the linear scale factor, so k = 2 gives k³ = 8.</w:t>
+              <w:t xml:space="preserve">Mama Achieng's large sufuria is 2 times as tall and as wide, so its capacity is 2^3 = 8 times the small one (about 48 servings against 6), not 2 times. The price (KSh 120) follows only k = 2, so customers get a bargain (KSh 2.50 against KSh 10 per serving), while the paint area grows 4 times (KSh 80 against KSh 20).</w:t>
             </w:r>
           </w:p>
         </w:tc>
@@ -1426,7 +1426,7 @@
                 <w:sz w:val="18"/>
                 <w:szCs w:val="18"/>
               </w:rPr>
-              <w:t xml:space="preserve">Real-Life Applications and Problem Solving — Apply &amp; Communicate</w:t>
+              <w:t xml:space="preserve">Which Factor Do I Use? Moving Between k, k² and k³ with Posters, Maps and Mama Achieng's Sufurias</w:t>
             </w:r>
           </w:p>
         </w:tc>
@@ -1458,7 +1458,7 @@
                 <w:sz w:val="18"/>
                 <w:szCs w:val="18"/>
               </w:rPr>
-              <w:t xml:space="preserve">Learners measured scale drawings of a school building, calculated flour quantities for a scaled-up mandazi tin (k = 2, requiring 8× the dough), and used a Kisumu–Kericho road map at scale 1:500 000 to calculate real distances and compare map areas at a different scale.</w:t>
+              <w:t xml:space="preserve">We observed that when the photo is enlarged with k = 3 the area multiplies by 9 (150 cm² to 1350 cm²); on the 1 : 50 000 map 1 cm is 500 m but 1 cm² is 250 000 m² (25 hectares); and for Mama Achieng's sufurias the large one (k = 2) costs only 2 times as much (KSh 120 vs KSh 60) but holds 8 times as much (about 48 servings against 6) and needs about 4 times the paint (about KSh 80 against KSh 20), so a serving costs KSh 2.50 instead of KSh 10.</w:t>
             </w:r>
           </w:p>
         </w:tc>
@@ -1490,7 +1490,7 @@
                 <w:sz w:val="18"/>
                 <w:szCs w:val="18"/>
               </w:rPr>
-              <w:t xml:space="preserve">The linear scale factor k governs lengths, k² governs areas (including surface area and map area), and k³ governs volumes (including recipe quantities for similar containers). These three rules apply consistently across all real-life domains — architecture, catering, cartography — involving similar figures or solids.</w:t>
+              <w:t xml:space="preserve">We learned that a length uses k, an area uses k² and a volume uses k³, and that we can work backwards: an area factor of 9 means k = 3, and a volume factor of 27 means k = 3. We learned to ask first whether a quantity is a length, an area or a volume.</w:t>
             </w:r>
           </w:p>
         </w:tc>
@@ -1522,7 +1522,7 @@
                 <w:sz w:val="18"/>
                 <w:szCs w:val="18"/>
               </w:rPr>
-              <w:t xml:space="preserve">The uji cup phenomenon — where doubling every dimension of the cup requires 8× as much water to fill it, not 2× — is explained by the k³ volume rule. Because volume depends on three linear dimensions multiplied together, scaling each by k scales the total volume by k × k × k = k³. The same logic explains why Mama Akinyi needed 4 000 g of flour (not 1 000 g) for the large mandazi tin, and why the Lake Victoria area on a redrawn map at twice the linear scale is 4× larger, not 2×.</w:t>
+              <w:t xml:space="preserve">We can explain that the large sufuria holds far more than twice the githeri because capacity depends on three lengths (radius, radius and height), so it multiplies by k³ = 8, while paint depends on two lengths so it multiplies by k² = 4, and the price only follows k = 2. This is why large customers get a bargain while Mama Achieng's paint costs rise faster than her price.</w:t>
             </w:r>
           </w:p>
         </w:tc>
@@ -1575,7 +1575,7 @@
                 <w:sz w:val="18"/>
                 <w:szCs w:val="18"/>
               </w:rPr>
-              <w:t xml:space="preserve">Project Presentations, Final Explanation &amp; DQB Completion</w:t>
+              <w:t xml:space="preserve">Project: Make Similar Containers and Give the Final Explanation of the Sufuria Phenomenon</w:t>
             </w:r>
           </w:p>
         </w:tc>
@@ -1607,7 +1607,7 @@
                 <w:sz w:val="18"/>
                 <w:szCs w:val="18"/>
               </w:rPr>
-              <w:t xml:space="preserve">Learners observed their own peer-constructed similar containers (cubes, cuboids, cylinders) made from locally available materials in at least two sizes. They measured corresponding dimensions side by side, saw with their own hands that every length scaled by the same factor k, and verified (or discovered errors in) their calculated surface area ratios and volume ratios. They also re-observed the three uji cups from Lesson 1 — now able to explain precisely why nine small cups of water, not three, are needed to fill the large cup.</w:t>
+              <w:t xml:space="preserve">We built a small and a larger container with all lengths in the same ratio (for example cylinder tins with radius 4 cm and height 10 cm, and radius 6 cm and height 15 cm, k = 1.5; or cubes of side 5 cm and 10 cm). We measured them, filled the small one with maize or sand and poured it into the larger one, and recorded the process with photos or video. We also reviewed Mama Achieng's three sufurias: S, M and L, with L twice as tall and twice as wide as S.</w:t>
             </w:r>
           </w:p>
         </w:tc>
@@ -1639,7 +1639,7 @@
                 <w:sz w:val="18"/>
                 <w:szCs w:val="18"/>
               </w:rPr>
-              <w:t xml:space="preserve">Learners consolidated that: (1) similar figures have equal corresponding angles and proportional corresponding sides; (2) the linear scale factor k is the ratio of any pair of corresponding lengths; (3) the area scale factor is always k² — because area involves two linear dimensions each scaled by k; (4) the volume scale factor is always k³ — because volume involves three linear dimensions each scaled by k; (5) these relationships apply universally to all similar figures and solids, including the containers they designed and built themselves; (6) real-life applications include container manufacturing, architectural scale models, map-making, and packaging design.</w:t>
+              <w:t xml:space="preserve">When an object is enlarged by a linear scale factor k, lengths multiply by k, areas multiply by k^2 and volumes multiply by k^3. Our cylinders: k = 1.5, volume 502.4 cm3 to 1695.6 cm3, ratio 3.375 = 1.5^3. Our cubes: k = 2, volume 125 cm3 to 1000 cm3, ratio 8. A quantity depends on as many lengths as it has dimensions: one length, two lengths or three lengths.</w:t>
             </w:r>
           </w:p>
         </w:tc>
@@ -1671,7 +1671,7 @@
                 <w:sz w:val="18"/>
                 <w:szCs w:val="18"/>
               </w:rPr>
-              <w:t xml:space="preserve">Learners explained — through project presentations, peer rating, collaborative DQB closure, final model annotation, and individual written tasks — why doubling all linear dimensions of any container multiplies its surface area by 4 (= 2²) and its volume by 8 (= 2³). They connected this explanation back to the anchoring phenomenon: the large uji cup has k = 3 relative to the small cup, so its cross-sectional area is k² = 9 times larger (explaining why nine small cups fill it) and its volume is k³ = 27 times larger. They demonstrated this understanding using their own constructed containers and novel Kenyan contexts (Rift Valley water tanks, Nairobi label design, mandazi moulds), satisfying the KICD key inquiry question: How is similarity and enlargement applied in real life?</w:t>
+              <w:t xml:space="preserve">The large sufuria is similar to the small one with k = 2. Its capacity depends on three lengths (radius, radius, height), so it holds exactly 8 times as much: 19292.16 cm3 against 2411.52 cm3, about 48 servings against 6. Its outside area depends on two lengths, so it is 4 times as large (3215.36 cm2 against 803.84 cm2), and paint costs about KSh 80 against KSh 20. The price depends only on the linear factor (KSh 60 x 2 = KSh 120), so customers get a bargain (KSh 2.50 per serving against KSh 10) while Mama Achieng's paint cost rises faster than her price.</w:t>
             </w:r>
           </w:p>
         </w:tc>
@@ -1795,7 +1795,7 @@
         </w:rPr>
         <w:t xml:space="preserve">© 2026 SeaVuria and ARES. This work is licensed under a </w:t>
       </w:r>
-      <w:hyperlink w:history="1" r:id="rIdz6cv4b0rzg_nggoeccdoh">
+      <w:hyperlink w:history="1" r:id="rIddatvejf1mxkpi9ch_ejww">
         <w:r>
           <w:rPr>
             <w:rFonts w:ascii="Arial" w:cs="Arial" w:eastAsia="Arial" w:hAnsi="Arial"/>
@@ -1815,7 +1815,7 @@
         </w:rPr>
         <w:t xml:space="preserve"> (</w:t>
       </w:r>
-      <w:hyperlink w:history="1" r:id="rIdo8xkw7dqcswnen2ql8anw">
+      <w:hyperlink w:history="1" r:id="rIdhw2fhbvkaariuw92gff8s">
         <w:r>
           <w:rPr>
             <w:rFonts w:ascii="Arial" w:cs="Arial" w:eastAsia="Arial" w:hAnsi="Arial"/>
@@ -1835,7 +1835,7 @@
         </w:rPr>
         <w:t xml:space="preserve">). To view a copy of this license, visit </w:t>
       </w:r>
-      <w:hyperlink w:history="1" r:id="rIdwwmxcaeqtmdork7sahg7u">
+      <w:hyperlink w:history="1" r:id="rIdxk2dt8owsm26hd4psve2o">
         <w:r>
           <w:rPr>
             <w:rFonts w:ascii="Arial" w:cs="Arial" w:eastAsia="Arial" w:hAnsi="Arial"/>

--- a/data/outputs/v2/Essential_Mathematics/SS2.1_Similarity_and_Enlargement/Essential_Mathematics_Similarity_and_Enlargement_SummaryTable.docx
+++ b/data/outputs/v2/Essential_Mathematics/SS2.1_Similarity_and_Enlargement/Essential_Mathematics_Similarity_and_Enlargement_SummaryTable.docx
@@ -1795,7 +1795,7 @@
         </w:rPr>
         <w:t xml:space="preserve">© 2026 SeaVuria and ARES. This work is licensed under a </w:t>
       </w:r>
-      <w:hyperlink w:history="1" r:id="rIddatvejf1mxkpi9ch_ejww">
+      <w:hyperlink w:history="1" r:id="rIdxxwy-ggvnuy7pkce-3ahg">
         <w:r>
           <w:rPr>
             <w:rFonts w:ascii="Arial" w:cs="Arial" w:eastAsia="Arial" w:hAnsi="Arial"/>
@@ -1815,7 +1815,7 @@
         </w:rPr>
         <w:t xml:space="preserve"> (</w:t>
       </w:r>
-      <w:hyperlink w:history="1" r:id="rIdhw2fhbvkaariuw92gff8s">
+      <w:hyperlink w:history="1" r:id="rIdnlfpwqre8hsxnar254uwd">
         <w:r>
           <w:rPr>
             <w:rFonts w:ascii="Arial" w:cs="Arial" w:eastAsia="Arial" w:hAnsi="Arial"/>
@@ -1835,7 +1835,7 @@
         </w:rPr>
         <w:t xml:space="preserve">). To view a copy of this license, visit </w:t>
       </w:r>
-      <w:hyperlink w:history="1" r:id="rIdxk2dt8owsm26hd4psve2o">
+      <w:hyperlink w:history="1" r:id="rId6ogbakxvnuuiax64vbw3v">
         <w:r>
           <w:rPr>
             <w:rFonts w:ascii="Arial" w:cs="Arial" w:eastAsia="Arial" w:hAnsi="Arial"/>

--- a/data/outputs/v2/Essential_Mathematics/SS2.1_Similarity_and_Enlargement/Essential_Mathematics_Similarity_and_Enlargement_SummaryTable.docx
+++ b/data/outputs/v2/Essential_Mathematics/SS2.1_Similarity_and_Enlargement/Essential_Mathematics_Similarity_and_Enlargement_SummaryTable.docx
@@ -4,6 +4,7 @@
   <w:body>
     <w:p>
       <w:pPr>
+        <w:keepNext w:val="false"/>
         <w:spacing w:after="30" w:before="0"/>
         <w:jc w:val="center"/>
       </w:pPr>
@@ -23,6 +24,7 @@
     </w:p>
     <w:p>
       <w:pPr>
+        <w:keepNext w:val="false"/>
         <w:spacing w:after="60" w:before="0"/>
         <w:jc w:val="center"/>
       </w:pPr>
@@ -81,6 +83,7 @@
           </w:tcPr>
           <w:p>
             <w:pPr>
+              <w:keepNext w:val="false"/>
               <w:spacing w:after="40" w:before="0"/>
               <w:jc w:val="center"/>
             </w:pPr>
@@ -115,6 +118,7 @@
           </w:tcPr>
           <w:p>
             <w:pPr>
+              <w:keepNext w:val="false"/>
               <w:spacing w:after="40" w:before="0"/>
               <w:jc w:val="left"/>
             </w:pPr>
@@ -147,6 +151,7 @@
           </w:tcPr>
           <w:p>
             <w:pPr>
+              <w:keepNext w:val="false"/>
               <w:spacing w:after="40" w:before="0"/>
               <w:jc w:val="left"/>
             </w:pPr>
@@ -181,6 +186,7 @@
           </w:tcPr>
           <w:p>
             <w:pPr>
+              <w:keepNext w:val="false"/>
               <w:spacing w:after="40" w:before="0"/>
               <w:jc w:val="left"/>
             </w:pPr>
@@ -213,6 +219,7 @@
           </w:tcPr>
           <w:p>
             <w:pPr>
+              <w:keepNext w:val="false"/>
               <w:spacing w:after="40" w:before="0"/>
               <w:jc w:val="left"/>
             </w:pPr>
@@ -273,6 +280,7 @@
           </w:tcPr>
           <w:p>
             <w:pPr>
+              <w:keepNext w:val="false"/>
               <w:spacing w:after="40" w:before="0"/>
               <w:jc w:val="center"/>
             </w:pPr>
@@ -307,6 +315,7 @@
           </w:tcPr>
           <w:p>
             <w:pPr>
+              <w:keepNext w:val="false"/>
               <w:spacing w:after="40" w:before="0"/>
               <w:jc w:val="left"/>
             </w:pPr>
@@ -369,6 +378,7 @@
           </w:tcPr>
           <w:p>
             <w:pPr>
+              <w:keepNext w:val="false"/>
               <w:spacing w:after="40" w:before="0"/>
               <w:jc w:val="left"/>
             </w:pPr>
@@ -401,6 +411,7 @@
           </w:tcPr>
           <w:p>
             <w:pPr>
+              <w:keepNext w:val="false"/>
               <w:spacing w:after="40" w:before="0"/>
               <w:jc w:val="left"/>
             </w:pPr>
@@ -433,6 +444,7 @@
           </w:tcPr>
           <w:p>
             <w:pPr>
+              <w:keepNext w:val="false"/>
               <w:spacing w:after="40" w:before="0"/>
               <w:jc w:val="left"/>
             </w:pPr>
@@ -465,6 +477,7 @@
           </w:tcPr>
           <w:p>
             <w:pPr>
+              <w:keepNext w:val="false"/>
               <w:spacing w:after="40" w:before="0"/>
               <w:jc w:val="left"/>
             </w:pPr>
@@ -499,6 +512,7 @@
           </w:tcPr>
           <w:p>
             <w:pPr>
+              <w:keepNext w:val="false"/>
               <w:spacing w:after="40" w:before="0"/>
               <w:jc w:val="left"/>
             </w:pPr>
@@ -518,6 +532,7 @@
           </w:p>
           <w:p>
             <w:pPr>
+              <w:keepNext w:val="false"/>
               <w:spacing w:after="40" w:before="0"/>
               <w:jc w:val="left"/>
             </w:pPr>
@@ -550,6 +565,7 @@
           </w:tcPr>
           <w:p>
             <w:pPr>
+              <w:keepNext w:val="false"/>
               <w:spacing w:after="40" w:before="0"/>
               <w:jc w:val="left"/>
             </w:pPr>
@@ -582,6 +598,7 @@
           </w:tcPr>
           <w:p>
             <w:pPr>
+              <w:keepNext w:val="false"/>
               <w:spacing w:after="40" w:before="0"/>
               <w:jc w:val="left"/>
             </w:pPr>
@@ -614,6 +631,7 @@
           </w:tcPr>
           <w:p>
             <w:pPr>
+              <w:keepNext w:val="false"/>
               <w:spacing w:after="40" w:before="0"/>
               <w:jc w:val="left"/>
             </w:pPr>
@@ -648,6 +666,7 @@
           </w:tcPr>
           <w:p>
             <w:pPr>
+              <w:keepNext w:val="false"/>
               <w:spacing w:after="40" w:before="0"/>
               <w:jc w:val="left"/>
             </w:pPr>
@@ -667,6 +686,7 @@
           </w:p>
           <w:p>
             <w:pPr>
+              <w:keepNext w:val="false"/>
               <w:spacing w:after="40" w:before="0"/>
               <w:jc w:val="left"/>
             </w:pPr>
@@ -699,6 +719,7 @@
           </w:tcPr>
           <w:p>
             <w:pPr>
+              <w:keepNext w:val="false"/>
               <w:spacing w:after="40" w:before="0"/>
               <w:jc w:val="left"/>
             </w:pPr>
@@ -731,6 +752,7 @@
           </w:tcPr>
           <w:p>
             <w:pPr>
+              <w:keepNext w:val="false"/>
               <w:spacing w:after="40" w:before="0"/>
               <w:jc w:val="left"/>
             </w:pPr>
@@ -763,6 +785,7 @@
           </w:tcPr>
           <w:p>
             <w:pPr>
+              <w:keepNext w:val="false"/>
               <w:spacing w:after="40" w:before="0"/>
               <w:jc w:val="left"/>
             </w:pPr>
@@ -797,6 +820,7 @@
           </w:tcPr>
           <w:p>
             <w:pPr>
+              <w:keepNext w:val="false"/>
               <w:spacing w:after="40" w:before="0"/>
               <w:jc w:val="left"/>
             </w:pPr>
@@ -816,6 +840,7 @@
           </w:p>
           <w:p>
             <w:pPr>
+              <w:keepNext w:val="false"/>
               <w:spacing w:after="40" w:before="0"/>
               <w:jc w:val="left"/>
             </w:pPr>
@@ -848,6 +873,7 @@
           </w:tcPr>
           <w:p>
             <w:pPr>
+              <w:keepNext w:val="false"/>
               <w:spacing w:after="40" w:before="0"/>
               <w:jc w:val="left"/>
             </w:pPr>
@@ -880,6 +906,7 @@
           </w:tcPr>
           <w:p>
             <w:pPr>
+              <w:keepNext w:val="false"/>
               <w:spacing w:after="40" w:before="0"/>
               <w:jc w:val="left"/>
             </w:pPr>
@@ -912,6 +939,7 @@
           </w:tcPr>
           <w:p>
             <w:pPr>
+              <w:keepNext w:val="false"/>
               <w:spacing w:after="40" w:before="0"/>
               <w:jc w:val="left"/>
             </w:pPr>
@@ -946,6 +974,7 @@
           </w:tcPr>
           <w:p>
             <w:pPr>
+              <w:keepNext w:val="false"/>
               <w:spacing w:after="40" w:before="0"/>
               <w:jc w:val="left"/>
             </w:pPr>
@@ -965,6 +994,7 @@
           </w:p>
           <w:p>
             <w:pPr>
+              <w:keepNext w:val="false"/>
               <w:spacing w:after="40" w:before="0"/>
               <w:jc w:val="left"/>
             </w:pPr>
@@ -997,6 +1027,7 @@
           </w:tcPr>
           <w:p>
             <w:pPr>
+              <w:keepNext w:val="false"/>
               <w:spacing w:after="40" w:before="0"/>
               <w:jc w:val="left"/>
             </w:pPr>
@@ -1029,6 +1060,7 @@
           </w:tcPr>
           <w:p>
             <w:pPr>
+              <w:keepNext w:val="false"/>
               <w:spacing w:after="40" w:before="0"/>
               <w:jc w:val="left"/>
             </w:pPr>
@@ -1061,6 +1093,7 @@
           </w:tcPr>
           <w:p>
             <w:pPr>
+              <w:keepNext w:val="false"/>
               <w:spacing w:after="40" w:before="0"/>
               <w:jc w:val="left"/>
             </w:pPr>
@@ -1095,6 +1128,7 @@
           </w:tcPr>
           <w:p>
             <w:pPr>
+              <w:keepNext w:val="false"/>
               <w:spacing w:after="40" w:before="0"/>
               <w:jc w:val="left"/>
             </w:pPr>
@@ -1114,6 +1148,7 @@
           </w:p>
           <w:p>
             <w:pPr>
+              <w:keepNext w:val="false"/>
               <w:spacing w:after="40" w:before="0"/>
               <w:jc w:val="left"/>
             </w:pPr>
@@ -1146,6 +1181,7 @@
           </w:tcPr>
           <w:p>
             <w:pPr>
+              <w:keepNext w:val="false"/>
               <w:spacing w:after="40" w:before="0"/>
               <w:jc w:val="left"/>
             </w:pPr>
@@ -1178,6 +1214,7 @@
           </w:tcPr>
           <w:p>
             <w:pPr>
+              <w:keepNext w:val="false"/>
               <w:spacing w:after="40" w:before="0"/>
               <w:jc w:val="left"/>
             </w:pPr>
@@ -1210,6 +1247,7 @@
           </w:tcPr>
           <w:p>
             <w:pPr>
+              <w:keepNext w:val="false"/>
               <w:spacing w:after="40" w:before="0"/>
               <w:jc w:val="left"/>
             </w:pPr>
@@ -1244,6 +1282,7 @@
           </w:tcPr>
           <w:p>
             <w:pPr>
+              <w:keepNext w:val="false"/>
               <w:spacing w:after="40" w:before="0"/>
               <w:jc w:val="left"/>
             </w:pPr>
@@ -1263,6 +1302,7 @@
           </w:p>
           <w:p>
             <w:pPr>
+              <w:keepNext w:val="false"/>
               <w:spacing w:after="40" w:before="0"/>
               <w:jc w:val="left"/>
             </w:pPr>
@@ -1295,6 +1335,7 @@
           </w:tcPr>
           <w:p>
             <w:pPr>
+              <w:keepNext w:val="false"/>
               <w:spacing w:after="40" w:before="0"/>
               <w:jc w:val="left"/>
             </w:pPr>
@@ -1327,6 +1368,7 @@
           </w:tcPr>
           <w:p>
             <w:pPr>
+              <w:keepNext w:val="false"/>
               <w:spacing w:after="40" w:before="0"/>
               <w:jc w:val="left"/>
             </w:pPr>
@@ -1359,6 +1401,7 @@
           </w:tcPr>
           <w:p>
             <w:pPr>
+              <w:keepNext w:val="false"/>
               <w:spacing w:after="40" w:before="0"/>
               <w:jc w:val="left"/>
             </w:pPr>
@@ -1393,6 +1436,7 @@
           </w:tcPr>
           <w:p>
             <w:pPr>
+              <w:keepNext w:val="false"/>
               <w:spacing w:after="40" w:before="0"/>
               <w:jc w:val="left"/>
             </w:pPr>
@@ -1412,6 +1456,7 @@
           </w:p>
           <w:p>
             <w:pPr>
+              <w:keepNext w:val="false"/>
               <w:spacing w:after="40" w:before="0"/>
               <w:jc w:val="left"/>
             </w:pPr>
@@ -1444,6 +1489,7 @@
           </w:tcPr>
           <w:p>
             <w:pPr>
+              <w:keepNext w:val="false"/>
               <w:spacing w:after="40" w:before="0"/>
               <w:jc w:val="left"/>
             </w:pPr>
@@ -1476,6 +1522,7 @@
           </w:tcPr>
           <w:p>
             <w:pPr>
+              <w:keepNext w:val="false"/>
               <w:spacing w:after="40" w:before="0"/>
               <w:jc w:val="left"/>
             </w:pPr>
@@ -1508,6 +1555,7 @@
           </w:tcPr>
           <w:p>
             <w:pPr>
+              <w:keepNext w:val="false"/>
               <w:spacing w:after="40" w:before="0"/>
               <w:jc w:val="left"/>
             </w:pPr>
@@ -1542,6 +1590,7 @@
           </w:tcPr>
           <w:p>
             <w:pPr>
+              <w:keepNext w:val="false"/>
               <w:spacing w:after="40" w:before="0"/>
               <w:jc w:val="left"/>
             </w:pPr>
@@ -1561,6 +1610,7 @@
           </w:p>
           <w:p>
             <w:pPr>
+              <w:keepNext w:val="false"/>
               <w:spacing w:after="40" w:before="0"/>
               <w:jc w:val="left"/>
             </w:pPr>
@@ -1593,6 +1643,7 @@
           </w:tcPr>
           <w:p>
             <w:pPr>
+              <w:keepNext w:val="false"/>
               <w:spacing w:after="40" w:before="0"/>
               <w:jc w:val="left"/>
             </w:pPr>
@@ -1625,6 +1676,7 @@
           </w:tcPr>
           <w:p>
             <w:pPr>
+              <w:keepNext w:val="false"/>
               <w:spacing w:after="40" w:before="0"/>
               <w:jc w:val="left"/>
             </w:pPr>
@@ -1657,6 +1709,7 @@
           </w:tcPr>
           <w:p>
             <w:pPr>
+              <w:keepNext w:val="false"/>
               <w:spacing w:after="40" w:before="0"/>
               <w:jc w:val="left"/>
             </w:pPr>
@@ -1795,7 +1848,7 @@
         </w:rPr>
         <w:t xml:space="preserve">© 2026 SeaVuria and ARES. This work is licensed under a </w:t>
       </w:r>
-      <w:hyperlink w:history="1" r:id="rIdxxwy-ggvnuy7pkce-3ahg">
+      <w:hyperlink w:history="1" r:id="rIdjoxuloys8sudfrmdnnynb">
         <w:r>
           <w:rPr>
             <w:rFonts w:ascii="Arial" w:cs="Arial" w:eastAsia="Arial" w:hAnsi="Arial"/>
@@ -1815,7 +1868,7 @@
         </w:rPr>
         <w:t xml:space="preserve"> (</w:t>
       </w:r>
-      <w:hyperlink w:history="1" r:id="rIdnlfpwqre8hsxnar254uwd">
+      <w:hyperlink w:history="1" r:id="rIdhvnn-lf6-si7d04wvb5wx">
         <w:r>
           <w:rPr>
             <w:rFonts w:ascii="Arial" w:cs="Arial" w:eastAsia="Arial" w:hAnsi="Arial"/>
@@ -1835,7 +1888,7 @@
         </w:rPr>
         <w:t xml:space="preserve">). To view a copy of this license, visit </w:t>
       </w:r>
-      <w:hyperlink w:history="1" r:id="rId6ogbakxvnuuiax64vbw3v">
+      <w:hyperlink w:history="1" r:id="rIdcoqfmmpqp2llsg0cuq2hf">
         <w:r>
           <w:rPr>
             <w:rFonts w:ascii="Arial" w:cs="Arial" w:eastAsia="Arial" w:hAnsi="Arial"/>

--- a/data/outputs/v2/Essential_Mathematics/SS2.1_Similarity_and_Enlargement/Essential_Mathematics_Similarity_and_Enlargement_SummaryTable.docx
+++ b/data/outputs/v2/Essential_Mathematics/SS2.1_Similarity_and_Enlargement/Essential_Mathematics_Similarity_and_Enlargement_SummaryTable.docx
@@ -1848,7 +1848,7 @@
         </w:rPr>
         <w:t xml:space="preserve">© 2026 SeaVuria and ARES. This work is licensed under a </w:t>
       </w:r>
-      <w:hyperlink w:history="1" r:id="rIdjoxuloys8sudfrmdnnynb">
+      <w:hyperlink w:history="1" r:id="rId7bfbciggg99dvx_khhl8_">
         <w:r>
           <w:rPr>
             <w:rFonts w:ascii="Arial" w:cs="Arial" w:eastAsia="Arial" w:hAnsi="Arial"/>
@@ -1868,7 +1868,7 @@
         </w:rPr>
         <w:t xml:space="preserve"> (</w:t>
       </w:r>
-      <w:hyperlink w:history="1" r:id="rIdhvnn-lf6-si7d04wvb5wx">
+      <w:hyperlink w:history="1" r:id="rIdtccfjkisxqwjsbcbfoypo">
         <w:r>
           <w:rPr>
             <w:rFonts w:ascii="Arial" w:cs="Arial" w:eastAsia="Arial" w:hAnsi="Arial"/>
@@ -1888,7 +1888,7 @@
         </w:rPr>
         <w:t xml:space="preserve">). To view a copy of this license, visit </w:t>
       </w:r>
-      <w:hyperlink w:history="1" r:id="rIdcoqfmmpqp2llsg0cuq2hf">
+      <w:hyperlink w:history="1" r:id="rIdecxghoa07c7i3safo6_vt">
         <w:r>
           <w:rPr>
             <w:rFonts w:ascii="Arial" w:cs="Arial" w:eastAsia="Arial" w:hAnsi="Arial"/>
